--- a/FSD MERN - Data Structures and Algorithms MARCH 2026 batch 1/FSD MERN - Data Structures and Algorithms - Day 5 - 04-04-2026.docx
+++ b/FSD MERN - Data Structures and Algorithms MARCH 2026 batch 1/FSD MERN - Data Structures and Algorithms - Day 5 - 04-04-2026.docx
@@ -2948,9 +2948,9 @@
           <w:noProof/>
         </w:rPr>
         <w:drawing>
-          <wp:inline distT="0" distB="0" distL="0" distR="0" wp14:anchorId="09187336" wp14:editId="61438A9F">
-            <wp:extent cx="5731510" cy="3223895"/>
-            <wp:effectExtent l="0" t="0" r="2540" b="0"/>
+          <wp:inline distT="0" distB="0" distL="0" distR="0" wp14:anchorId="09187336" wp14:editId="0D44B25E">
+            <wp:extent cx="6899910" cy="3881104"/>
+            <wp:effectExtent l="0" t="0" r="0" b="5715"/>
             <wp:docPr id="346912065" name="Picture 1"/>
             <wp:cNvGraphicFramePr>
               <a:graphicFrameLocks xmlns:a="http://schemas.openxmlformats.org/drawingml/2006/main" noChangeAspect="1"/>
@@ -2971,7 +2971,7 @@
                   <pic:spPr>
                     <a:xfrm>
                       <a:off x="0" y="0"/>
-                      <a:ext cx="5731510" cy="3223895"/>
+                      <a:ext cx="6932143" cy="3899235"/>
                     </a:xfrm>
                     <a:prstGeom prst="rect">
                       <a:avLst/>
@@ -3003,6 +3003,88 @@
           <w:lang w:val="en-US"/>
         </w:rPr>
       </w:pPr>
+      <w:r>
+        <w:rPr>
+          <w:sz w:val="28"/>
+          <w:szCs w:val="28"/>
+          <w:highlight w:val="yellow"/>
+          <w:lang w:val="en-US"/>
+        </w:rPr>
+        <w:t xml:space="preserve">Quick </w:t>
+      </w:r>
+      <w:proofErr w:type="gramStart"/>
+      <w:r>
+        <w:rPr>
+          <w:sz w:val="28"/>
+          <w:szCs w:val="28"/>
+          <w:highlight w:val="yellow"/>
+          <w:lang w:val="en-US"/>
+        </w:rPr>
+        <w:t>sort :</w:t>
+      </w:r>
+      <w:proofErr w:type="gramEnd"/>
+      <w:r>
+        <w:rPr>
+          <w:sz w:val="28"/>
+          <w:szCs w:val="28"/>
+          <w:lang w:val="en-US"/>
+        </w:rPr>
+        <w:t xml:space="preserve"> Quick sort is a type of sorting technique which </w:t>
+      </w:r>
+      <w:proofErr w:type="gramStart"/>
+      <w:r>
+        <w:rPr>
+          <w:sz w:val="28"/>
+          <w:szCs w:val="28"/>
+          <w:lang w:val="en-US"/>
+        </w:rPr>
+        <w:t>use</w:t>
+      </w:r>
+      <w:proofErr w:type="gramEnd"/>
+      <w:r>
+        <w:rPr>
+          <w:sz w:val="28"/>
+          <w:szCs w:val="28"/>
+          <w:lang w:val="en-US"/>
+        </w:rPr>
+        <w:t xml:space="preserve"> divided and conquer </w:t>
+      </w:r>
+      <w:proofErr w:type="gramStart"/>
+      <w:r>
+        <w:rPr>
+          <w:sz w:val="28"/>
+          <w:szCs w:val="28"/>
+          <w:lang w:val="en-US"/>
+        </w:rPr>
+        <w:t>rule</w:t>
+      </w:r>
+      <w:proofErr w:type="gramEnd"/>
+      <w:r>
+        <w:rPr>
+          <w:sz w:val="28"/>
+          <w:szCs w:val="28"/>
+          <w:lang w:val="en-US"/>
+        </w:rPr>
+        <w:t xml:space="preserve">. In this </w:t>
+      </w:r>
+      <w:proofErr w:type="gramStart"/>
+      <w:r>
+        <w:rPr>
+          <w:sz w:val="28"/>
+          <w:szCs w:val="28"/>
+          <w:lang w:val="en-US"/>
+        </w:rPr>
+        <w:t>sort</w:t>
+      </w:r>
+      <w:proofErr w:type="gramEnd"/>
+      <w:r>
+        <w:rPr>
+          <w:sz w:val="28"/>
+          <w:szCs w:val="28"/>
+          <w:lang w:val="en-US"/>
+        </w:rPr>
+        <w:t xml:space="preserve"> divide base upon pivot value and compare each element with pivot value and do the partitioning the array around it. </w:t>
+      </w:r>
     </w:p>
     <w:p>
       <w:pPr>
@@ -3013,6 +3095,32 @@
           <w:lang w:val="en-US"/>
         </w:rPr>
       </w:pPr>
+      <w:r>
+        <w:rPr>
+          <w:sz w:val="28"/>
+          <w:szCs w:val="28"/>
+          <w:lang w:val="en-US"/>
+        </w:rPr>
+        <w:t xml:space="preserve">Pivot value can be 0 index </w:t>
+      </w:r>
+      <w:proofErr w:type="gramStart"/>
+      <w:r>
+        <w:rPr>
+          <w:sz w:val="28"/>
+          <w:szCs w:val="28"/>
+          <w:lang w:val="en-US"/>
+        </w:rPr>
+        <w:t>position  or</w:t>
+      </w:r>
+      <w:proofErr w:type="gramEnd"/>
+      <w:r>
+        <w:rPr>
+          <w:sz w:val="28"/>
+          <w:szCs w:val="28"/>
+          <w:lang w:val="en-US"/>
+        </w:rPr>
+        <w:t xml:space="preserve"> last index position or middle index position or random index position. </w:t>
+      </w:r>
     </w:p>
     <w:p>
       <w:pPr>
@@ -3023,13 +3131,42 @@
           <w:lang w:val="en-US"/>
         </w:rPr>
       </w:pPr>
-      <w:r>
-        <w:rPr>
-          <w:sz w:val="28"/>
-          <w:szCs w:val="28"/>
-          <w:lang w:val="en-US"/>
-        </w:rPr>
-        <w:lastRenderedPageBreak/>
+    </w:p>
+    <w:p>
+      <w:pPr>
+        <w:pStyle w:val="ListParagraph"/>
+        <w:rPr>
+          <w:sz w:val="28"/>
+          <w:szCs w:val="28"/>
+          <w:lang w:val="en-US"/>
+        </w:rPr>
+      </w:pPr>
+    </w:p>
+    <w:p>
+      <w:pPr>
+        <w:pStyle w:val="ListParagraph"/>
+        <w:rPr>
+          <w:sz w:val="28"/>
+          <w:szCs w:val="28"/>
+          <w:lang w:val="en-US"/>
+        </w:rPr>
+      </w:pPr>
+    </w:p>
+    <w:p>
+      <w:pPr>
+        <w:pStyle w:val="ListParagraph"/>
+        <w:rPr>
+          <w:sz w:val="28"/>
+          <w:szCs w:val="28"/>
+          <w:lang w:val="en-US"/>
+        </w:rPr>
+      </w:pPr>
+      <w:r>
+        <w:rPr>
+          <w:sz w:val="28"/>
+          <w:szCs w:val="28"/>
+          <w:lang w:val="en-US"/>
+        </w:rPr>
         <w:tab/>
       </w:r>
     </w:p>

--- a/FSD MERN - Data Structures and Algorithms MARCH 2026 batch 1/FSD MERN - Data Structures and Algorithms - Day 5 - 04-04-2026.docx
+++ b/FSD MERN - Data Structures and Algorithms MARCH 2026 batch 1/FSD MERN - Data Structures and Algorithms - Day 5 - 04-04-2026.docx
@@ -3141,20 +3141,382 @@
           <w:lang w:val="en-US"/>
         </w:rPr>
       </w:pPr>
+      <w:r>
+        <w:rPr>
+          <w:sz w:val="28"/>
+          <w:szCs w:val="28"/>
+          <w:lang w:val="en-US"/>
+        </w:rPr>
+        <w:t>Algorithm</w:t>
+      </w:r>
     </w:p>
     <w:p>
       <w:pPr>
         <w:pStyle w:val="ListParagraph"/>
-        <w:rPr>
-          <w:sz w:val="28"/>
-          <w:szCs w:val="28"/>
-          <w:lang w:val="en-US"/>
-        </w:rPr>
-      </w:pPr>
+        <w:numPr>
+          <w:ilvl w:val="0"/>
+          <w:numId w:val="25"/>
+        </w:numPr>
+        <w:rPr>
+          <w:sz w:val="28"/>
+          <w:szCs w:val="28"/>
+          <w:lang w:val="en-US"/>
+        </w:rPr>
+      </w:pPr>
+      <w:r>
+        <w:rPr>
+          <w:sz w:val="28"/>
+          <w:szCs w:val="28"/>
+          <w:lang w:val="en-US"/>
+        </w:rPr>
+        <w:t xml:space="preserve">Select the pivot value </w:t>
+      </w:r>
+      <w:proofErr w:type="spellStart"/>
+      <w:r>
+        <w:rPr>
+          <w:sz w:val="28"/>
+          <w:szCs w:val="28"/>
+          <w:lang w:val="en-US"/>
+        </w:rPr>
+        <w:t>ie</w:t>
+      </w:r>
+      <w:proofErr w:type="spellEnd"/>
+      <w:r>
+        <w:rPr>
+          <w:sz w:val="28"/>
+          <w:szCs w:val="28"/>
+          <w:lang w:val="en-US"/>
+        </w:rPr>
+        <w:t xml:space="preserve"> 0 index position or last index position or random index position</w:t>
+      </w:r>
     </w:p>
     <w:p>
       <w:pPr>
         <w:pStyle w:val="ListParagraph"/>
+        <w:numPr>
+          <w:ilvl w:val="0"/>
+          <w:numId w:val="25"/>
+        </w:numPr>
+        <w:rPr>
+          <w:sz w:val="28"/>
+          <w:szCs w:val="28"/>
+          <w:lang w:val="en-US"/>
+        </w:rPr>
+      </w:pPr>
+      <w:r>
+        <w:rPr>
+          <w:sz w:val="28"/>
+          <w:szCs w:val="28"/>
+          <w:lang w:val="en-US"/>
+        </w:rPr>
+        <w:t xml:space="preserve">Divided the value </w:t>
+      </w:r>
+      <w:proofErr w:type="gramStart"/>
+      <w:r>
+        <w:rPr>
+          <w:sz w:val="28"/>
+          <w:szCs w:val="28"/>
+          <w:lang w:val="en-US"/>
+        </w:rPr>
+        <w:t>base</w:t>
+      </w:r>
+      <w:proofErr w:type="gramEnd"/>
+      <w:r>
+        <w:rPr>
+          <w:sz w:val="28"/>
+          <w:szCs w:val="28"/>
+          <w:lang w:val="en-US"/>
+        </w:rPr>
+        <w:t xml:space="preserve"> on pivot value in left and right halves </w:t>
+      </w:r>
+    </w:p>
+    <w:p>
+      <w:pPr>
+        <w:pStyle w:val="ListParagraph"/>
+        <w:numPr>
+          <w:ilvl w:val="0"/>
+          <w:numId w:val="25"/>
+        </w:numPr>
+        <w:rPr>
+          <w:sz w:val="28"/>
+          <w:szCs w:val="28"/>
+          <w:lang w:val="en-US"/>
+        </w:rPr>
+      </w:pPr>
+      <w:r>
+        <w:rPr>
+          <w:sz w:val="28"/>
+          <w:szCs w:val="28"/>
+          <w:lang w:val="en-US"/>
+        </w:rPr>
+        <w:t xml:space="preserve">Then merge </w:t>
+      </w:r>
+      <w:proofErr w:type="gramStart"/>
+      <w:r>
+        <w:rPr>
+          <w:sz w:val="28"/>
+          <w:szCs w:val="28"/>
+          <w:lang w:val="en-US"/>
+        </w:rPr>
+        <w:t>it .</w:t>
+      </w:r>
+      <w:proofErr w:type="gramEnd"/>
+      <w:r>
+        <w:rPr>
+          <w:sz w:val="28"/>
+          <w:szCs w:val="28"/>
+          <w:lang w:val="en-US"/>
+        </w:rPr>
+        <w:t xml:space="preserve"> </w:t>
+      </w:r>
+    </w:p>
+    <w:p>
+      <w:pPr>
+        <w:ind w:left="720"/>
+        <w:rPr>
+          <w:sz w:val="28"/>
+          <w:szCs w:val="28"/>
+          <w:lang w:val="en-US"/>
+        </w:rPr>
+      </w:pPr>
+    </w:p>
+    <w:p>
+      <w:pPr>
+        <w:ind w:left="720"/>
+        <w:rPr>
+          <w:sz w:val="28"/>
+          <w:szCs w:val="28"/>
+          <w:lang w:val="en-US"/>
+        </w:rPr>
+      </w:pPr>
+      <w:r>
+        <w:rPr>
+          <w:sz w:val="28"/>
+          <w:szCs w:val="28"/>
+          <w:lang w:val="en-US"/>
+        </w:rPr>
+        <w:t xml:space="preserve">Date or </w:t>
+      </w:r>
+      <w:proofErr w:type="gramStart"/>
+      <w:r>
+        <w:rPr>
+          <w:sz w:val="28"/>
+          <w:szCs w:val="28"/>
+          <w:lang w:val="en-US"/>
+        </w:rPr>
+        <w:t>input :</w:t>
+      </w:r>
+      <w:proofErr w:type="gramEnd"/>
+      <w:r>
+        <w:rPr>
+          <w:sz w:val="28"/>
+          <w:szCs w:val="28"/>
+          <w:lang w:val="en-US"/>
+        </w:rPr>
+        <w:t xml:space="preserve"> [5,2,9,1]</w:t>
+      </w:r>
+    </w:p>
+    <w:p>
+      <w:pPr>
+        <w:ind w:left="720"/>
+        <w:rPr>
+          <w:sz w:val="28"/>
+          <w:szCs w:val="28"/>
+          <w:lang w:val="en-US"/>
+        </w:rPr>
+      </w:pPr>
+      <w:r>
+        <w:rPr>
+          <w:sz w:val="28"/>
+          <w:szCs w:val="28"/>
+          <w:lang w:val="en-US"/>
+        </w:rPr>
+        <w:t xml:space="preserve">Step </w:t>
+      </w:r>
+      <w:proofErr w:type="gramStart"/>
+      <w:r>
+        <w:rPr>
+          <w:sz w:val="28"/>
+          <w:szCs w:val="28"/>
+          <w:lang w:val="en-US"/>
+        </w:rPr>
+        <w:t>1 :</w:t>
+      </w:r>
+      <w:proofErr w:type="gramEnd"/>
+      <w:r>
+        <w:rPr>
+          <w:sz w:val="28"/>
+          <w:szCs w:val="28"/>
+          <w:lang w:val="en-US"/>
+        </w:rPr>
+        <w:t xml:space="preserve"> </w:t>
+      </w:r>
+    </w:p>
+    <w:p>
+      <w:pPr>
+        <w:ind w:left="720"/>
+        <w:rPr>
+          <w:sz w:val="28"/>
+          <w:szCs w:val="28"/>
+          <w:lang w:val="en-US"/>
+        </w:rPr>
+      </w:pPr>
+      <w:r>
+        <w:rPr>
+          <w:sz w:val="28"/>
+          <w:szCs w:val="28"/>
+          <w:lang w:val="en-US"/>
+        </w:rPr>
+        <w:t xml:space="preserve">Pivot value 0 index position is 5, </w:t>
+      </w:r>
+    </w:p>
+    <w:p>
+      <w:pPr>
+        <w:ind w:left="720"/>
+        <w:rPr>
+          <w:sz w:val="28"/>
+          <w:szCs w:val="28"/>
+          <w:lang w:val="en-US"/>
+        </w:rPr>
+      </w:pPr>
+      <w:r>
+        <w:rPr>
+          <w:sz w:val="28"/>
+          <w:szCs w:val="28"/>
+          <w:lang w:val="en-US"/>
+        </w:rPr>
+        <w:t>Step 2</w:t>
+      </w:r>
+    </w:p>
+    <w:p>
+      <w:pPr>
+        <w:ind w:left="720"/>
+        <w:rPr>
+          <w:sz w:val="28"/>
+          <w:szCs w:val="28"/>
+          <w:lang w:val="en-US"/>
+        </w:rPr>
+      </w:pPr>
+      <w:r>
+        <w:rPr>
+          <w:sz w:val="28"/>
+          <w:szCs w:val="28"/>
+          <w:lang w:val="en-US"/>
+        </w:rPr>
+        <w:t xml:space="preserve">Left </w:t>
+      </w:r>
+      <w:proofErr w:type="gramStart"/>
+      <w:r>
+        <w:rPr>
+          <w:sz w:val="28"/>
+          <w:szCs w:val="28"/>
+          <w:lang w:val="en-US"/>
+        </w:rPr>
+        <w:t>array :</w:t>
+      </w:r>
+      <w:proofErr w:type="gramEnd"/>
+      <w:r>
+        <w:rPr>
+          <w:sz w:val="28"/>
+          <w:szCs w:val="28"/>
+          <w:lang w:val="en-US"/>
+        </w:rPr>
+        <w:t xml:space="preserve"> [2,1]</w:t>
+      </w:r>
+    </w:p>
+    <w:p>
+      <w:pPr>
+        <w:ind w:left="720"/>
+        <w:rPr>
+          <w:sz w:val="28"/>
+          <w:szCs w:val="28"/>
+          <w:lang w:val="en-US"/>
+        </w:rPr>
+      </w:pPr>
+      <w:r>
+        <w:rPr>
+          <w:sz w:val="28"/>
+          <w:szCs w:val="28"/>
+          <w:lang w:val="en-US"/>
+        </w:rPr>
+        <w:t xml:space="preserve">Right </w:t>
+      </w:r>
+      <w:proofErr w:type="gramStart"/>
+      <w:r>
+        <w:rPr>
+          <w:sz w:val="28"/>
+          <w:szCs w:val="28"/>
+          <w:lang w:val="en-US"/>
+        </w:rPr>
+        <w:t>array :</w:t>
+      </w:r>
+      <w:proofErr w:type="gramEnd"/>
+      <w:r>
+        <w:rPr>
+          <w:sz w:val="28"/>
+          <w:szCs w:val="28"/>
+          <w:lang w:val="en-US"/>
+        </w:rPr>
+        <w:t xml:space="preserve"> [9]</w:t>
+      </w:r>
+    </w:p>
+    <w:p>
+      <w:pPr>
+        <w:ind w:left="720"/>
+        <w:rPr>
+          <w:sz w:val="28"/>
+          <w:szCs w:val="28"/>
+          <w:lang w:val="en-US"/>
+        </w:rPr>
+      </w:pPr>
+      <w:r>
+        <w:rPr>
+          <w:sz w:val="28"/>
+          <w:szCs w:val="28"/>
+          <w:lang w:val="en-US"/>
+        </w:rPr>
+        <w:t xml:space="preserve">Step </w:t>
+      </w:r>
+      <w:proofErr w:type="gramStart"/>
+      <w:r>
+        <w:rPr>
+          <w:sz w:val="28"/>
+          <w:szCs w:val="28"/>
+          <w:lang w:val="en-US"/>
+        </w:rPr>
+        <w:t>3 :</w:t>
+      </w:r>
+      <w:proofErr w:type="gramEnd"/>
+      <w:r>
+        <w:rPr>
+          <w:sz w:val="28"/>
+          <w:szCs w:val="28"/>
+          <w:lang w:val="en-US"/>
+        </w:rPr>
+        <w:t xml:space="preserve"> </w:t>
+      </w:r>
+      <w:proofErr w:type="gramStart"/>
+      <w:r>
+        <w:rPr>
+          <w:sz w:val="28"/>
+          <w:szCs w:val="28"/>
+          <w:lang w:val="en-US"/>
+        </w:rPr>
+        <w:t>recursively</w:t>
+      </w:r>
+      <w:proofErr w:type="gramEnd"/>
+      <w:r>
+        <w:rPr>
+          <w:sz w:val="28"/>
+          <w:szCs w:val="28"/>
+          <w:lang w:val="en-US"/>
+        </w:rPr>
+        <w:t xml:space="preserve"> we need to sort in left array and right array </w:t>
+      </w:r>
+    </w:p>
+    <w:p>
+      <w:pPr>
+        <w:ind w:left="720"/>
         <w:rPr>
           <w:sz w:val="28"/>
           <w:szCs w:val="28"/>
@@ -3168,6 +3530,263 @@
           <w:lang w:val="en-US"/>
         </w:rPr>
         <w:tab/>
+        <w:t xml:space="preserve">Left </w:t>
+      </w:r>
+      <w:proofErr w:type="gramStart"/>
+      <w:r>
+        <w:rPr>
+          <w:sz w:val="28"/>
+          <w:szCs w:val="28"/>
+          <w:lang w:val="en-US"/>
+        </w:rPr>
+        <w:t>array :</w:t>
+      </w:r>
+      <w:proofErr w:type="gramEnd"/>
+      <w:r>
+        <w:rPr>
+          <w:sz w:val="28"/>
+          <w:szCs w:val="28"/>
+          <w:lang w:val="en-US"/>
+        </w:rPr>
+        <w:t xml:space="preserve"> [1,2]</w:t>
+      </w:r>
+    </w:p>
+    <w:p>
+      <w:pPr>
+        <w:ind w:left="720"/>
+        <w:rPr>
+          <w:sz w:val="28"/>
+          <w:szCs w:val="28"/>
+          <w:lang w:val="en-US"/>
+        </w:rPr>
+      </w:pPr>
+      <w:r>
+        <w:rPr>
+          <w:sz w:val="28"/>
+          <w:szCs w:val="28"/>
+          <w:lang w:val="en-US"/>
+        </w:rPr>
+        <w:tab/>
+        <w:t xml:space="preserve">Right </w:t>
+      </w:r>
+      <w:proofErr w:type="gramStart"/>
+      <w:r>
+        <w:rPr>
+          <w:sz w:val="28"/>
+          <w:szCs w:val="28"/>
+          <w:lang w:val="en-US"/>
+        </w:rPr>
+        <w:t>array :</w:t>
+      </w:r>
+      <w:proofErr w:type="gramEnd"/>
+      <w:r>
+        <w:rPr>
+          <w:sz w:val="28"/>
+          <w:szCs w:val="28"/>
+          <w:lang w:val="en-US"/>
+        </w:rPr>
+        <w:t xml:space="preserve"> [9]</w:t>
+      </w:r>
+    </w:p>
+    <w:p>
+      <w:pPr>
+        <w:ind w:left="720"/>
+        <w:rPr>
+          <w:sz w:val="28"/>
+          <w:szCs w:val="28"/>
+          <w:lang w:val="en-US"/>
+        </w:rPr>
+      </w:pPr>
+      <w:proofErr w:type="gramStart"/>
+      <w:r>
+        <w:rPr>
+          <w:sz w:val="28"/>
+          <w:szCs w:val="28"/>
+          <w:lang w:val="en-US"/>
+        </w:rPr>
+        <w:t>Final result</w:t>
+      </w:r>
+      <w:proofErr w:type="gramEnd"/>
+      <w:r>
+        <w:rPr>
+          <w:sz w:val="28"/>
+          <w:szCs w:val="28"/>
+          <w:lang w:val="en-US"/>
+        </w:rPr>
+        <w:t xml:space="preserve"> is </w:t>
+      </w:r>
+    </w:p>
+    <w:p>
+      <w:pPr>
+        <w:ind w:left="720"/>
+        <w:rPr>
+          <w:sz w:val="28"/>
+          <w:szCs w:val="28"/>
+          <w:lang w:val="en-US"/>
+        </w:rPr>
+      </w:pPr>
+      <w:r>
+        <w:rPr>
+          <w:sz w:val="28"/>
+          <w:szCs w:val="28"/>
+          <w:lang w:val="en-US"/>
+        </w:rPr>
+        <w:tab/>
+        <w:t>[1,2,5,9]</w:t>
+      </w:r>
+    </w:p>
+    <w:p>
+      <w:pPr>
+        <w:ind w:left="720"/>
+        <w:rPr>
+          <w:sz w:val="28"/>
+          <w:szCs w:val="28"/>
+          <w:lang w:val="en-US"/>
+        </w:rPr>
+      </w:pPr>
+    </w:p>
+    <w:p>
+      <w:pPr>
+        <w:pStyle w:val="ListParagraph"/>
+        <w:ind w:left="1080"/>
+        <w:rPr>
+          <w:sz w:val="28"/>
+          <w:szCs w:val="28"/>
+          <w:lang w:val="en-US"/>
+        </w:rPr>
+      </w:pPr>
+    </w:p>
+    <w:p>
+      <w:pPr>
+        <w:pStyle w:val="ListParagraph"/>
+        <w:ind w:left="1080"/>
+        <w:rPr>
+          <w:sz w:val="28"/>
+          <w:szCs w:val="28"/>
+          <w:lang w:val="en-US"/>
+        </w:rPr>
+      </w:pPr>
+    </w:p>
+    <w:p>
+      <w:pPr>
+        <w:pStyle w:val="ListParagraph"/>
+        <w:rPr>
+          <w:sz w:val="28"/>
+          <w:szCs w:val="28"/>
+          <w:lang w:val="en-US"/>
+        </w:rPr>
+      </w:pPr>
+    </w:p>
+    <w:p>
+      <w:pPr>
+        <w:pStyle w:val="ListParagraph"/>
+        <w:rPr>
+          <w:sz w:val="28"/>
+          <w:szCs w:val="28"/>
+          <w:lang w:val="en-US"/>
+        </w:rPr>
+      </w:pPr>
+    </w:p>
+    <w:p>
+      <w:pPr>
+        <w:pStyle w:val="ListParagraph"/>
+        <w:rPr>
+          <w:sz w:val="28"/>
+          <w:szCs w:val="28"/>
+          <w:lang w:val="en-US"/>
+        </w:rPr>
+      </w:pPr>
+      <w:r>
+        <w:rPr>
+          <w:sz w:val="28"/>
+          <w:szCs w:val="28"/>
+          <w:lang w:val="en-US"/>
+        </w:rPr>
+        <w:tab/>
+      </w:r>
+    </w:p>
+    <w:p>
+      <w:pPr>
+        <w:rPr>
+          <w:sz w:val="28"/>
+          <w:szCs w:val="28"/>
+          <w:lang w:val="en-US"/>
+        </w:rPr>
+      </w:pPr>
+    </w:p>
+    <w:p>
+      <w:pPr>
+        <w:rPr>
+          <w:sz w:val="28"/>
+          <w:szCs w:val="28"/>
+          <w:lang w:val="en-US"/>
+        </w:rPr>
+      </w:pPr>
+      <w:r>
+        <w:rPr>
+          <w:sz w:val="28"/>
+          <w:szCs w:val="28"/>
+          <w:lang w:val="en-US"/>
+        </w:rPr>
+        <w:t xml:space="preserve">Pivot value selection </w:t>
+      </w:r>
+    </w:p>
+    <w:p>
+      <w:pPr>
+        <w:rPr>
+          <w:sz w:val="28"/>
+          <w:szCs w:val="28"/>
+          <w:lang w:val="en-US"/>
+        </w:rPr>
+      </w:pPr>
+    </w:p>
+    <w:p>
+      <w:pPr>
+        <w:rPr>
+          <w:sz w:val="28"/>
+          <w:szCs w:val="28"/>
+          <w:lang w:val="en-US"/>
+        </w:rPr>
+      </w:pPr>
+      <w:r>
+        <w:rPr>
+          <w:noProof/>
+        </w:rPr>
+        <w:drawing>
+          <wp:inline distT="0" distB="0" distL="0" distR="0" wp14:anchorId="7D2FC274" wp14:editId="7F1D1EE2">
+            <wp:extent cx="5731510" cy="3223895"/>
+            <wp:effectExtent l="0" t="0" r="2540" b="0"/>
+            <wp:docPr id="621753574" name="Picture 1"/>
+            <wp:cNvGraphicFramePr>
+              <a:graphicFrameLocks xmlns:a="http://schemas.openxmlformats.org/drawingml/2006/main" noChangeAspect="1"/>
+            </wp:cNvGraphicFramePr>
+            <a:graphic xmlns:a="http://schemas.openxmlformats.org/drawingml/2006/main">
+              <a:graphicData uri="http://schemas.openxmlformats.org/drawingml/2006/picture">
+                <pic:pic xmlns:pic="http://schemas.openxmlformats.org/drawingml/2006/picture">
+                  <pic:nvPicPr>
+                    <pic:cNvPr id="621753574" name=""/>
+                    <pic:cNvPicPr/>
+                  </pic:nvPicPr>
+                  <pic:blipFill>
+                    <a:blip r:embed="rId6"/>
+                    <a:stretch>
+                      <a:fillRect/>
+                    </a:stretch>
+                  </pic:blipFill>
+                  <pic:spPr>
+                    <a:xfrm>
+                      <a:off x="0" y="0"/>
+                      <a:ext cx="5731510" cy="3223895"/>
+                    </a:xfrm>
+                    <a:prstGeom prst="rect">
+                      <a:avLst/>
+                    </a:prstGeom>
+                  </pic:spPr>
+                </pic:pic>
+              </a:graphicData>
+            </a:graphic>
+          </wp:inline>
+        </w:drawing>
       </w:r>
     </w:p>
     <w:p>
@@ -3451,6 +4070,95 @@
     </w:lvl>
   </w:abstractNum>
   <w:abstractNum w:abstractNumId="2" w15:restartNumberingAfterBreak="0">
+    <w:nsid w:val="10A831B7"/>
+    <w:multiLevelType w:val="hybridMultilevel"/>
+    <w:tmpl w:val="F2729764"/>
+    <w:lvl w:ilvl="0" w:tplc="628AB074">
+      <w:start w:val="1"/>
+      <w:numFmt w:val="decimal"/>
+      <w:lvlText w:val="%1."/>
+      <w:lvlJc w:val="left"/>
+      <w:pPr>
+        <w:ind w:left="1080" w:hanging="360"/>
+      </w:pPr>
+      <w:rPr>
+        <w:rFonts w:hint="default"/>
+      </w:rPr>
+    </w:lvl>
+    <w:lvl w:ilvl="1" w:tplc="40090019" w:tentative="1">
+      <w:start w:val="1"/>
+      <w:numFmt w:val="lowerLetter"/>
+      <w:lvlText w:val="%2."/>
+      <w:lvlJc w:val="left"/>
+      <w:pPr>
+        <w:ind w:left="1800" w:hanging="360"/>
+      </w:pPr>
+    </w:lvl>
+    <w:lvl w:ilvl="2" w:tplc="4009001B" w:tentative="1">
+      <w:start w:val="1"/>
+      <w:numFmt w:val="lowerRoman"/>
+      <w:lvlText w:val="%3."/>
+      <w:lvlJc w:val="right"/>
+      <w:pPr>
+        <w:ind w:left="2520" w:hanging="180"/>
+      </w:pPr>
+    </w:lvl>
+    <w:lvl w:ilvl="3" w:tplc="4009000F" w:tentative="1">
+      <w:start w:val="1"/>
+      <w:numFmt w:val="decimal"/>
+      <w:lvlText w:val="%4."/>
+      <w:lvlJc w:val="left"/>
+      <w:pPr>
+        <w:ind w:left="3240" w:hanging="360"/>
+      </w:pPr>
+    </w:lvl>
+    <w:lvl w:ilvl="4" w:tplc="40090019" w:tentative="1">
+      <w:start w:val="1"/>
+      <w:numFmt w:val="lowerLetter"/>
+      <w:lvlText w:val="%5."/>
+      <w:lvlJc w:val="left"/>
+      <w:pPr>
+        <w:ind w:left="3960" w:hanging="360"/>
+      </w:pPr>
+    </w:lvl>
+    <w:lvl w:ilvl="5" w:tplc="4009001B" w:tentative="1">
+      <w:start w:val="1"/>
+      <w:numFmt w:val="lowerRoman"/>
+      <w:lvlText w:val="%6."/>
+      <w:lvlJc w:val="right"/>
+      <w:pPr>
+        <w:ind w:left="4680" w:hanging="180"/>
+      </w:pPr>
+    </w:lvl>
+    <w:lvl w:ilvl="6" w:tplc="4009000F" w:tentative="1">
+      <w:start w:val="1"/>
+      <w:numFmt w:val="decimal"/>
+      <w:lvlText w:val="%7."/>
+      <w:lvlJc w:val="left"/>
+      <w:pPr>
+        <w:ind w:left="5400" w:hanging="360"/>
+      </w:pPr>
+    </w:lvl>
+    <w:lvl w:ilvl="7" w:tplc="40090019" w:tentative="1">
+      <w:start w:val="1"/>
+      <w:numFmt w:val="lowerLetter"/>
+      <w:lvlText w:val="%8."/>
+      <w:lvlJc w:val="left"/>
+      <w:pPr>
+        <w:ind w:left="6120" w:hanging="360"/>
+      </w:pPr>
+    </w:lvl>
+    <w:lvl w:ilvl="8" w:tplc="4009001B" w:tentative="1">
+      <w:start w:val="1"/>
+      <w:numFmt w:val="lowerRoman"/>
+      <w:lvlText w:val="%9."/>
+      <w:lvlJc w:val="right"/>
+      <w:pPr>
+        <w:ind w:left="6840" w:hanging="180"/>
+      </w:pPr>
+    </w:lvl>
+  </w:abstractNum>
+  <w:abstractNum w:abstractNumId="3" w15:restartNumberingAfterBreak="0">
     <w:nsid w:val="113F5762"/>
     <w:multiLevelType w:val="hybridMultilevel"/>
     <w:tmpl w:val="1018AF98"/>
@@ -3539,7 +4247,7 @@
       </w:pPr>
     </w:lvl>
   </w:abstractNum>
-  <w:abstractNum w:abstractNumId="3" w15:restartNumberingAfterBreak="0">
+  <w:abstractNum w:abstractNumId="4" w15:restartNumberingAfterBreak="0">
     <w:nsid w:val="1562082E"/>
     <w:multiLevelType w:val="hybridMultilevel"/>
     <w:tmpl w:val="03427CBA"/>
@@ -3628,7 +4336,7 @@
       </w:pPr>
     </w:lvl>
   </w:abstractNum>
-  <w:abstractNum w:abstractNumId="4" w15:restartNumberingAfterBreak="0">
+  <w:abstractNum w:abstractNumId="5" w15:restartNumberingAfterBreak="0">
     <w:nsid w:val="1AF43D60"/>
     <w:multiLevelType w:val="hybridMultilevel"/>
     <w:tmpl w:val="D01EAA82"/>
@@ -3717,7 +4425,7 @@
       </w:pPr>
     </w:lvl>
   </w:abstractNum>
-  <w:abstractNum w:abstractNumId="5" w15:restartNumberingAfterBreak="0">
+  <w:abstractNum w:abstractNumId="6" w15:restartNumberingAfterBreak="0">
     <w:nsid w:val="1BF23782"/>
     <w:multiLevelType w:val="hybridMultilevel"/>
     <w:tmpl w:val="BA0C0BF4"/>
@@ -3806,7 +4514,7 @@
       </w:pPr>
     </w:lvl>
   </w:abstractNum>
-  <w:abstractNum w:abstractNumId="6" w15:restartNumberingAfterBreak="0">
+  <w:abstractNum w:abstractNumId="7" w15:restartNumberingAfterBreak="0">
     <w:nsid w:val="1C116DBD"/>
     <w:multiLevelType w:val="hybridMultilevel"/>
     <w:tmpl w:val="D85E17DE"/>
@@ -3895,7 +4603,7 @@
       </w:pPr>
     </w:lvl>
   </w:abstractNum>
-  <w:abstractNum w:abstractNumId="7" w15:restartNumberingAfterBreak="0">
+  <w:abstractNum w:abstractNumId="8" w15:restartNumberingAfterBreak="0">
     <w:nsid w:val="1DFC02F9"/>
     <w:multiLevelType w:val="hybridMultilevel"/>
     <w:tmpl w:val="12CC73D0"/>
@@ -3984,7 +4692,7 @@
       </w:pPr>
     </w:lvl>
   </w:abstractNum>
-  <w:abstractNum w:abstractNumId="8" w15:restartNumberingAfterBreak="0">
+  <w:abstractNum w:abstractNumId="9" w15:restartNumberingAfterBreak="0">
     <w:nsid w:val="1DFC7E6C"/>
     <w:multiLevelType w:val="hybridMultilevel"/>
     <w:tmpl w:val="B1967A28"/>
@@ -4073,7 +4781,7 @@
       </w:pPr>
     </w:lvl>
   </w:abstractNum>
-  <w:abstractNum w:abstractNumId="9" w15:restartNumberingAfterBreak="0">
+  <w:abstractNum w:abstractNumId="10" w15:restartNumberingAfterBreak="0">
     <w:nsid w:val="20C96994"/>
     <w:multiLevelType w:val="hybridMultilevel"/>
     <w:tmpl w:val="DF7ADF08"/>
@@ -4162,7 +4870,7 @@
       </w:pPr>
     </w:lvl>
   </w:abstractNum>
-  <w:abstractNum w:abstractNumId="10" w15:restartNumberingAfterBreak="0">
+  <w:abstractNum w:abstractNumId="11" w15:restartNumberingAfterBreak="0">
     <w:nsid w:val="397E6065"/>
     <w:multiLevelType w:val="hybridMultilevel"/>
     <w:tmpl w:val="A402607E"/>
@@ -4251,7 +4959,7 @@
       </w:pPr>
     </w:lvl>
   </w:abstractNum>
-  <w:abstractNum w:abstractNumId="11" w15:restartNumberingAfterBreak="0">
+  <w:abstractNum w:abstractNumId="12" w15:restartNumberingAfterBreak="0">
     <w:nsid w:val="3B863145"/>
     <w:multiLevelType w:val="hybridMultilevel"/>
     <w:tmpl w:val="9CE47080"/>
@@ -4340,7 +5048,7 @@
       </w:pPr>
     </w:lvl>
   </w:abstractNum>
-  <w:abstractNum w:abstractNumId="12" w15:restartNumberingAfterBreak="0">
+  <w:abstractNum w:abstractNumId="13" w15:restartNumberingAfterBreak="0">
     <w:nsid w:val="3FBE295F"/>
     <w:multiLevelType w:val="hybridMultilevel"/>
     <w:tmpl w:val="E6784CE2"/>
@@ -4429,7 +5137,7 @@
       </w:pPr>
     </w:lvl>
   </w:abstractNum>
-  <w:abstractNum w:abstractNumId="13" w15:restartNumberingAfterBreak="0">
+  <w:abstractNum w:abstractNumId="14" w15:restartNumberingAfterBreak="0">
     <w:nsid w:val="4B622161"/>
     <w:multiLevelType w:val="hybridMultilevel"/>
     <w:tmpl w:val="05666FE0"/>
@@ -4518,7 +5226,7 @@
       </w:pPr>
     </w:lvl>
   </w:abstractNum>
-  <w:abstractNum w:abstractNumId="14" w15:restartNumberingAfterBreak="0">
+  <w:abstractNum w:abstractNumId="15" w15:restartNumberingAfterBreak="0">
     <w:nsid w:val="4D9F1C98"/>
     <w:multiLevelType w:val="hybridMultilevel"/>
     <w:tmpl w:val="44608F50"/>
@@ -4607,7 +5315,7 @@
       </w:pPr>
     </w:lvl>
   </w:abstractNum>
-  <w:abstractNum w:abstractNumId="15" w15:restartNumberingAfterBreak="0">
+  <w:abstractNum w:abstractNumId="16" w15:restartNumberingAfterBreak="0">
     <w:nsid w:val="4E3042B3"/>
     <w:multiLevelType w:val="hybridMultilevel"/>
     <w:tmpl w:val="CB66BE36"/>
@@ -4696,7 +5404,7 @@
       </w:pPr>
     </w:lvl>
   </w:abstractNum>
-  <w:abstractNum w:abstractNumId="16" w15:restartNumberingAfterBreak="0">
+  <w:abstractNum w:abstractNumId="17" w15:restartNumberingAfterBreak="0">
     <w:nsid w:val="4E5726A3"/>
     <w:multiLevelType w:val="hybridMultilevel"/>
     <w:tmpl w:val="691A6B86"/>
@@ -4785,7 +5493,7 @@
       </w:pPr>
     </w:lvl>
   </w:abstractNum>
-  <w:abstractNum w:abstractNumId="17" w15:restartNumberingAfterBreak="0">
+  <w:abstractNum w:abstractNumId="18" w15:restartNumberingAfterBreak="0">
     <w:nsid w:val="51F271FA"/>
     <w:multiLevelType w:val="hybridMultilevel"/>
     <w:tmpl w:val="A4640344"/>
@@ -4874,7 +5582,7 @@
       </w:pPr>
     </w:lvl>
   </w:abstractNum>
-  <w:abstractNum w:abstractNumId="18" w15:restartNumberingAfterBreak="0">
+  <w:abstractNum w:abstractNumId="19" w15:restartNumberingAfterBreak="0">
     <w:nsid w:val="56CC268D"/>
     <w:multiLevelType w:val="hybridMultilevel"/>
     <w:tmpl w:val="CEFC3EAA"/>
@@ -4963,7 +5671,7 @@
       </w:pPr>
     </w:lvl>
   </w:abstractNum>
-  <w:abstractNum w:abstractNumId="19" w15:restartNumberingAfterBreak="0">
+  <w:abstractNum w:abstractNumId="20" w15:restartNumberingAfterBreak="0">
     <w:nsid w:val="586E3DAE"/>
     <w:multiLevelType w:val="hybridMultilevel"/>
     <w:tmpl w:val="F488ACB0"/>
@@ -5052,7 +5760,7 @@
       </w:pPr>
     </w:lvl>
   </w:abstractNum>
-  <w:abstractNum w:abstractNumId="20" w15:restartNumberingAfterBreak="0">
+  <w:abstractNum w:abstractNumId="21" w15:restartNumberingAfterBreak="0">
     <w:nsid w:val="5C753722"/>
     <w:multiLevelType w:val="hybridMultilevel"/>
     <w:tmpl w:val="D1EC00FE"/>
@@ -5141,7 +5849,7 @@
       </w:pPr>
     </w:lvl>
   </w:abstractNum>
-  <w:abstractNum w:abstractNumId="21" w15:restartNumberingAfterBreak="0">
+  <w:abstractNum w:abstractNumId="22" w15:restartNumberingAfterBreak="0">
     <w:nsid w:val="695109BD"/>
     <w:multiLevelType w:val="hybridMultilevel"/>
     <w:tmpl w:val="4F3C046A"/>
@@ -5230,7 +5938,7 @@
       </w:pPr>
     </w:lvl>
   </w:abstractNum>
-  <w:abstractNum w:abstractNumId="22" w15:restartNumberingAfterBreak="0">
+  <w:abstractNum w:abstractNumId="23" w15:restartNumberingAfterBreak="0">
     <w:nsid w:val="70C6329B"/>
     <w:multiLevelType w:val="hybridMultilevel"/>
     <w:tmpl w:val="73120E06"/>
@@ -5319,7 +6027,7 @@
       </w:pPr>
     </w:lvl>
   </w:abstractNum>
-  <w:abstractNum w:abstractNumId="23" w15:restartNumberingAfterBreak="0">
+  <w:abstractNum w:abstractNumId="24" w15:restartNumberingAfterBreak="0">
     <w:nsid w:val="798D6ED1"/>
     <w:multiLevelType w:val="hybridMultilevel"/>
     <w:tmpl w:val="476EC228"/>
@@ -5409,40 +6117,40 @@
     </w:lvl>
   </w:abstractNum>
   <w:num w:numId="1" w16cid:durableId="1196117315">
-    <w:abstractNumId w:val="11"/>
+    <w:abstractNumId w:val="12"/>
   </w:num>
   <w:num w:numId="2" w16cid:durableId="804271747">
-    <w:abstractNumId w:val="2"/>
+    <w:abstractNumId w:val="3"/>
   </w:num>
   <w:num w:numId="3" w16cid:durableId="343282892">
+    <w:abstractNumId w:val="20"/>
+  </w:num>
+  <w:num w:numId="4" w16cid:durableId="395977062">
+    <w:abstractNumId w:val="14"/>
+  </w:num>
+  <w:num w:numId="5" w16cid:durableId="448014354">
+    <w:abstractNumId w:val="16"/>
+  </w:num>
+  <w:num w:numId="6" w16cid:durableId="277875466">
+    <w:abstractNumId w:val="17"/>
+  </w:num>
+  <w:num w:numId="7" w16cid:durableId="2072926134">
+    <w:abstractNumId w:val="7"/>
+  </w:num>
+  <w:num w:numId="8" w16cid:durableId="1149781602">
+    <w:abstractNumId w:val="13"/>
+  </w:num>
+  <w:num w:numId="9" w16cid:durableId="1179194197">
+    <w:abstractNumId w:val="5"/>
+  </w:num>
+  <w:num w:numId="10" w16cid:durableId="728267821">
+    <w:abstractNumId w:val="22"/>
+  </w:num>
+  <w:num w:numId="11" w16cid:durableId="665868222">
     <w:abstractNumId w:val="19"/>
   </w:num>
-  <w:num w:numId="4" w16cid:durableId="395977062">
-    <w:abstractNumId w:val="13"/>
-  </w:num>
-  <w:num w:numId="5" w16cid:durableId="448014354">
-    <w:abstractNumId w:val="15"/>
-  </w:num>
-  <w:num w:numId="6" w16cid:durableId="277875466">
-    <w:abstractNumId w:val="16"/>
-  </w:num>
-  <w:num w:numId="7" w16cid:durableId="2072926134">
+  <w:num w:numId="12" w16cid:durableId="642124909">
     <w:abstractNumId w:val="6"/>
-  </w:num>
-  <w:num w:numId="8" w16cid:durableId="1149781602">
-    <w:abstractNumId w:val="12"/>
-  </w:num>
-  <w:num w:numId="9" w16cid:durableId="1179194197">
-    <w:abstractNumId w:val="4"/>
-  </w:num>
-  <w:num w:numId="10" w16cid:durableId="728267821">
-    <w:abstractNumId w:val="21"/>
-  </w:num>
-  <w:num w:numId="11" w16cid:durableId="665868222">
-    <w:abstractNumId w:val="18"/>
-  </w:num>
-  <w:num w:numId="12" w16cid:durableId="642124909">
-    <w:abstractNumId w:val="5"/>
   </w:num>
   <w:num w:numId="13" w16cid:durableId="614486242">
     <w:abstractNumId w:val="0"/>
@@ -5451,34 +6159,37 @@
     <w:abstractNumId w:val="1"/>
   </w:num>
   <w:num w:numId="15" w16cid:durableId="1855874037">
-    <w:abstractNumId w:val="20"/>
+    <w:abstractNumId w:val="21"/>
   </w:num>
   <w:num w:numId="16" w16cid:durableId="495194955">
+    <w:abstractNumId w:val="11"/>
+  </w:num>
+  <w:num w:numId="17" w16cid:durableId="1456100804">
+    <w:abstractNumId w:val="8"/>
+  </w:num>
+  <w:num w:numId="18" w16cid:durableId="1980725272">
+    <w:abstractNumId w:val="4"/>
+  </w:num>
+  <w:num w:numId="19" w16cid:durableId="1519464365">
+    <w:abstractNumId w:val="23"/>
+  </w:num>
+  <w:num w:numId="20" w16cid:durableId="856382951">
+    <w:abstractNumId w:val="24"/>
+  </w:num>
+  <w:num w:numId="21" w16cid:durableId="1210068956">
+    <w:abstractNumId w:val="18"/>
+  </w:num>
+  <w:num w:numId="22" w16cid:durableId="1402947884">
     <w:abstractNumId w:val="10"/>
   </w:num>
-  <w:num w:numId="17" w16cid:durableId="1456100804">
-    <w:abstractNumId w:val="7"/>
-  </w:num>
-  <w:num w:numId="18" w16cid:durableId="1980725272">
-    <w:abstractNumId w:val="3"/>
-  </w:num>
-  <w:num w:numId="19" w16cid:durableId="1519464365">
-    <w:abstractNumId w:val="22"/>
-  </w:num>
-  <w:num w:numId="20" w16cid:durableId="856382951">
-    <w:abstractNumId w:val="23"/>
-  </w:num>
-  <w:num w:numId="21" w16cid:durableId="1210068956">
-    <w:abstractNumId w:val="17"/>
-  </w:num>
-  <w:num w:numId="22" w16cid:durableId="1402947884">
+  <w:num w:numId="23" w16cid:durableId="1600790288">
     <w:abstractNumId w:val="9"/>
   </w:num>
-  <w:num w:numId="23" w16cid:durableId="1600790288">
-    <w:abstractNumId w:val="8"/>
+  <w:num w:numId="24" w16cid:durableId="583608039">
+    <w:abstractNumId w:val="15"/>
   </w:num>
-  <w:num w:numId="24" w16cid:durableId="583608039">
-    <w:abstractNumId w:val="14"/>
+  <w:num w:numId="25" w16cid:durableId="1676615499">
+    <w:abstractNumId w:val="2"/>
   </w:num>
 </w:numbering>
 </file>

--- a/FSD MERN - Data Structures and Algorithms MARCH 2026 batch 1/FSD MERN - Data Structures and Algorithms - Day 5 - 04-04-2026.docx
+++ b/FSD MERN - Data Structures and Algorithms MARCH 2026 batch 1/FSD MERN - Data Structures and Algorithms - Day 5 - 04-04-2026.docx
@@ -87,7 +87,6 @@
         <w:t xml:space="preserve">In JS sort </w:t>
       </w:r>
       <w:proofErr w:type="spellStart"/>
-      <w:proofErr w:type="gramStart"/>
       <w:r>
         <w:rPr>
           <w:sz w:val="28"/>
@@ -97,7 +96,6 @@
         <w:t>pre defined</w:t>
       </w:r>
       <w:proofErr w:type="spellEnd"/>
-      <w:proofErr w:type="gramEnd"/>
       <w:r>
         <w:rPr>
           <w:sz w:val="28"/>
@@ -171,25 +169,7 @@
           <w:szCs w:val="28"/>
           <w:lang w:val="en-US"/>
         </w:rPr>
-        <w:t xml:space="preserve">Insertion </w:t>
-      </w:r>
-      <w:proofErr w:type="gramStart"/>
-      <w:r>
-        <w:rPr>
-          <w:sz w:val="28"/>
-          <w:szCs w:val="28"/>
-          <w:lang w:val="en-US"/>
-        </w:rPr>
-        <w:t>sort :</w:t>
-      </w:r>
-      <w:proofErr w:type="gramEnd"/>
-      <w:r>
-        <w:rPr>
-          <w:sz w:val="28"/>
-          <w:szCs w:val="28"/>
-          <w:lang w:val="en-US"/>
-        </w:rPr>
-        <w:t xml:space="preserve"> (for small chunk)  </w:t>
+        <w:t xml:space="preserve">Insertion sort : (for small chunk)  </w:t>
       </w:r>
     </w:p>
     <w:p>
@@ -342,27 +322,7 @@
           <w:highlight w:val="yellow"/>
           <w:lang w:val="en-US"/>
         </w:rPr>
-        <w:t xml:space="preserve">Merge </w:t>
-      </w:r>
-      <w:proofErr w:type="gramStart"/>
-      <w:r>
-        <w:rPr>
-          <w:sz w:val="28"/>
-          <w:szCs w:val="28"/>
-          <w:highlight w:val="yellow"/>
-          <w:lang w:val="en-US"/>
-        </w:rPr>
-        <w:t>sort</w:t>
-      </w:r>
-      <w:proofErr w:type="gramEnd"/>
-      <w:r>
-        <w:rPr>
-          <w:sz w:val="28"/>
-          <w:szCs w:val="28"/>
-          <w:highlight w:val="yellow"/>
-          <w:lang w:val="en-US"/>
-        </w:rPr>
-        <w:t xml:space="preserve"> </w:t>
+        <w:t xml:space="preserve">Merge sort </w:t>
       </w:r>
     </w:p>
     <w:p>
@@ -408,25 +368,7 @@
           <w:szCs w:val="28"/>
           <w:lang w:val="en-US"/>
         </w:rPr>
-        <w:t xml:space="preserve">Counting </w:t>
-      </w:r>
-      <w:proofErr w:type="gramStart"/>
-      <w:r>
-        <w:rPr>
-          <w:sz w:val="28"/>
-          <w:szCs w:val="28"/>
-          <w:lang w:val="en-US"/>
-        </w:rPr>
-        <w:t>sort</w:t>
-      </w:r>
-      <w:proofErr w:type="gramEnd"/>
-      <w:r>
-        <w:rPr>
-          <w:sz w:val="28"/>
-          <w:szCs w:val="28"/>
-          <w:lang w:val="en-US"/>
-        </w:rPr>
-        <w:t xml:space="preserve"> </w:t>
+        <w:t xml:space="preserve">Counting sort </w:t>
       </w:r>
     </w:p>
     <w:p>
@@ -498,88 +440,15 @@
           <w:highlight w:val="yellow"/>
           <w:lang w:val="en-US"/>
         </w:rPr>
-        <w:t xml:space="preserve">Bubble </w:t>
-      </w:r>
-      <w:proofErr w:type="gramStart"/>
-      <w:r>
-        <w:rPr>
-          <w:sz w:val="28"/>
-          <w:szCs w:val="28"/>
-          <w:highlight w:val="yellow"/>
-          <w:lang w:val="en-US"/>
-        </w:rPr>
-        <w:t>Sort</w:t>
-      </w:r>
-      <w:r>
-        <w:rPr>
-          <w:sz w:val="28"/>
-          <w:szCs w:val="28"/>
-          <w:lang w:val="en-US"/>
-        </w:rPr>
-        <w:t xml:space="preserve"> :</w:t>
-      </w:r>
-      <w:proofErr w:type="gramEnd"/>
-      <w:r>
-        <w:rPr>
-          <w:sz w:val="28"/>
-          <w:szCs w:val="28"/>
-          <w:lang w:val="en-US"/>
-        </w:rPr>
-        <w:t xml:space="preserve"> In this sorting technique we </w:t>
-      </w:r>
-      <w:proofErr w:type="gramStart"/>
-      <w:r>
-        <w:rPr>
-          <w:sz w:val="28"/>
-          <w:szCs w:val="28"/>
-          <w:lang w:val="en-US"/>
-        </w:rPr>
-        <w:t>repeatedly  compare</w:t>
-      </w:r>
-      <w:proofErr w:type="gramEnd"/>
-      <w:r>
-        <w:rPr>
-          <w:sz w:val="28"/>
-          <w:szCs w:val="28"/>
-          <w:lang w:val="en-US"/>
-        </w:rPr>
-        <w:t xml:space="preserve"> </w:t>
-      </w:r>
-      <w:proofErr w:type="gramStart"/>
-      <w:r>
-        <w:rPr>
-          <w:sz w:val="28"/>
-          <w:szCs w:val="28"/>
-          <w:lang w:val="en-US"/>
-        </w:rPr>
-        <w:t>adjacent  elements</w:t>
-      </w:r>
-      <w:proofErr w:type="gramEnd"/>
-      <w:r>
-        <w:rPr>
-          <w:sz w:val="28"/>
-          <w:szCs w:val="28"/>
-          <w:lang w:val="en-US"/>
-        </w:rPr>
-        <w:t xml:space="preserve"> if </w:t>
-      </w:r>
-      <w:proofErr w:type="gramStart"/>
-      <w:r>
-        <w:rPr>
-          <w:sz w:val="28"/>
-          <w:szCs w:val="28"/>
-          <w:lang w:val="en-US"/>
-        </w:rPr>
-        <w:t>element  in</w:t>
-      </w:r>
-      <w:proofErr w:type="gramEnd"/>
-      <w:r>
-        <w:rPr>
-          <w:sz w:val="28"/>
-          <w:szCs w:val="28"/>
-          <w:lang w:val="en-US"/>
-        </w:rPr>
-        <w:t xml:space="preserve"> wrong position we swap that elements. </w:t>
+        <w:t>Bubble Sort</w:t>
+      </w:r>
+      <w:r>
+        <w:rPr>
+          <w:sz w:val="28"/>
+          <w:szCs w:val="28"/>
+          <w:lang w:val="en-US"/>
+        </w:rPr>
+        <w:t xml:space="preserve"> : In this sorting technique we repeatedly  compare adjacent  elements if element  in wrong position we swap that elements. </w:t>
       </w:r>
     </w:p>
     <w:p>
@@ -657,43 +526,7 @@
           <w:szCs w:val="28"/>
           <w:lang w:val="en-US"/>
         </w:rPr>
-        <w:t xml:space="preserve">Compare current </w:t>
-      </w:r>
-      <w:proofErr w:type="gramStart"/>
-      <w:r>
-        <w:rPr>
-          <w:sz w:val="28"/>
-          <w:szCs w:val="28"/>
-          <w:lang w:val="en-US"/>
-        </w:rPr>
-        <w:t>element</w:t>
-      </w:r>
-      <w:proofErr w:type="gramEnd"/>
-      <w:r>
-        <w:rPr>
-          <w:sz w:val="28"/>
-          <w:szCs w:val="28"/>
-          <w:lang w:val="en-US"/>
-        </w:rPr>
-        <w:t xml:space="preserve"> with next </w:t>
-      </w:r>
-      <w:proofErr w:type="gramStart"/>
-      <w:r>
-        <w:rPr>
-          <w:sz w:val="28"/>
-          <w:szCs w:val="28"/>
-          <w:lang w:val="en-US"/>
-        </w:rPr>
-        <w:t>element</w:t>
-      </w:r>
-      <w:proofErr w:type="gramEnd"/>
-      <w:r>
-        <w:rPr>
-          <w:sz w:val="28"/>
-          <w:szCs w:val="28"/>
-          <w:lang w:val="en-US"/>
-        </w:rPr>
-        <w:t xml:space="preserve">. </w:t>
+        <w:t xml:space="preserve">Compare current element with next element. </w:t>
       </w:r>
     </w:p>
     <w:p>
@@ -715,25 +548,7 @@
           <w:szCs w:val="28"/>
           <w:lang w:val="en-US"/>
         </w:rPr>
-        <w:t xml:space="preserve">Swap </w:t>
-      </w:r>
-      <w:proofErr w:type="gramStart"/>
-      <w:r>
-        <w:rPr>
-          <w:sz w:val="28"/>
-          <w:szCs w:val="28"/>
-          <w:lang w:val="en-US"/>
-        </w:rPr>
-        <w:t>if</w:t>
-      </w:r>
-      <w:proofErr w:type="gramEnd"/>
-      <w:r>
-        <w:rPr>
-          <w:sz w:val="28"/>
-          <w:szCs w:val="28"/>
-          <w:lang w:val="en-US"/>
-        </w:rPr>
-        <w:t xml:space="preserve"> current element &gt; next element </w:t>
+        <w:t xml:space="preserve">Swap if current element &gt; next element </w:t>
       </w:r>
     </w:p>
     <w:p>
@@ -799,43 +614,7 @@
           <w:szCs w:val="28"/>
           <w:lang w:val="en-US"/>
         </w:rPr>
-        <w:t xml:space="preserve">Stop when no swap </w:t>
-      </w:r>
-      <w:proofErr w:type="gramStart"/>
-      <w:r>
-        <w:rPr>
-          <w:sz w:val="28"/>
-          <w:szCs w:val="28"/>
-          <w:lang w:val="en-US"/>
-        </w:rPr>
-        <w:t>required</w:t>
-      </w:r>
-      <w:proofErr w:type="gramEnd"/>
-      <w:r>
-        <w:rPr>
-          <w:sz w:val="28"/>
-          <w:szCs w:val="28"/>
-          <w:lang w:val="en-US"/>
-        </w:rPr>
-        <w:t xml:space="preserve"> or </w:t>
-      </w:r>
-      <w:proofErr w:type="gramStart"/>
-      <w:r>
-        <w:rPr>
-          <w:sz w:val="28"/>
-          <w:szCs w:val="28"/>
-          <w:lang w:val="en-US"/>
-        </w:rPr>
-        <w:t>need</w:t>
-      </w:r>
-      <w:proofErr w:type="gramEnd"/>
-      <w:r>
-        <w:rPr>
-          <w:sz w:val="28"/>
-          <w:szCs w:val="28"/>
-          <w:lang w:val="en-US"/>
-        </w:rPr>
-        <w:t xml:space="preserve">. </w:t>
+        <w:t xml:space="preserve">Stop when no swap required or need. </w:t>
       </w:r>
     </w:p>
     <w:p>
@@ -887,18 +666,73 @@
           <w:szCs w:val="28"/>
           <w:lang w:val="en-US"/>
         </w:rPr>
-        <w:t xml:space="preserve">We need 3 </w:t>
-      </w:r>
-      <w:proofErr w:type="gramStart"/>
-      <w:r>
-        <w:rPr>
-          <w:sz w:val="28"/>
-          <w:szCs w:val="28"/>
-          <w:lang w:val="en-US"/>
-        </w:rPr>
-        <w:t>pass</w:t>
-      </w:r>
-      <w:proofErr w:type="gramEnd"/>
+        <w:t xml:space="preserve">We need 3 pass </w:t>
+      </w:r>
+    </w:p>
+    <w:p>
+      <w:pPr>
+        <w:ind w:left="360"/>
+        <w:rPr>
+          <w:sz w:val="28"/>
+          <w:szCs w:val="28"/>
+          <w:lang w:val="en-US"/>
+        </w:rPr>
+      </w:pPr>
+      <w:r>
+        <w:rPr>
+          <w:sz w:val="28"/>
+          <w:szCs w:val="28"/>
+          <w:lang w:val="en-US"/>
+        </w:rPr>
+        <w:lastRenderedPageBreak/>
+        <w:t>Pass 1 :[2,5,1,9]</w:t>
+      </w:r>
+    </w:p>
+    <w:p>
+      <w:pPr>
+        <w:ind w:left="360"/>
+        <w:rPr>
+          <w:sz w:val="28"/>
+          <w:szCs w:val="28"/>
+          <w:lang w:val="en-US"/>
+        </w:rPr>
+      </w:pPr>
+      <w:r>
+        <w:rPr>
+          <w:sz w:val="28"/>
+          <w:szCs w:val="28"/>
+          <w:lang w:val="en-US"/>
+        </w:rPr>
+        <w:t>Pass 2 : [2,1,5,9]</w:t>
+      </w:r>
+    </w:p>
+    <w:p>
+      <w:pPr>
+        <w:ind w:left="360"/>
+        <w:rPr>
+          <w:sz w:val="28"/>
+          <w:szCs w:val="28"/>
+          <w:lang w:val="en-US"/>
+        </w:rPr>
+      </w:pPr>
+      <w:r>
+        <w:rPr>
+          <w:sz w:val="28"/>
+          <w:szCs w:val="28"/>
+          <w:lang w:val="en-US"/>
+        </w:rPr>
+        <w:t>Pass 3: [1,2,5,9]</w:t>
+      </w:r>
+    </w:p>
+    <w:p>
+      <w:pPr>
+        <w:ind w:left="360"/>
+        <w:rPr>
+          <w:sz w:val="28"/>
+          <w:szCs w:val="28"/>
+          <w:lang w:val="en-US"/>
+        </w:rPr>
+      </w:pPr>
       <w:r>
         <w:rPr>
           <w:sz w:val="28"/>
@@ -910,146 +744,19 @@
     </w:p>
     <w:p>
       <w:pPr>
-        <w:ind w:left="360"/>
-        <w:rPr>
-          <w:sz w:val="28"/>
-          <w:szCs w:val="28"/>
-          <w:lang w:val="en-US"/>
-        </w:rPr>
-      </w:pPr>
-      <w:r>
-        <w:rPr>
-          <w:sz w:val="28"/>
-          <w:szCs w:val="28"/>
-          <w:lang w:val="en-US"/>
-        </w:rPr>
-        <w:lastRenderedPageBreak/>
-        <w:t xml:space="preserve">Pass </w:t>
-      </w:r>
-      <w:proofErr w:type="gramStart"/>
-      <w:r>
-        <w:rPr>
-          <w:sz w:val="28"/>
-          <w:szCs w:val="28"/>
-          <w:lang w:val="en-US"/>
-        </w:rPr>
-        <w:t>1 :</w:t>
-      </w:r>
-      <w:proofErr w:type="gramEnd"/>
-      <w:r>
-        <w:rPr>
-          <w:sz w:val="28"/>
-          <w:szCs w:val="28"/>
-          <w:lang w:val="en-US"/>
-        </w:rPr>
-        <w:t>[2,5,1,9]</w:t>
-      </w:r>
-    </w:p>
-    <w:p>
-      <w:pPr>
-        <w:ind w:left="360"/>
-        <w:rPr>
-          <w:sz w:val="28"/>
-          <w:szCs w:val="28"/>
-          <w:lang w:val="en-US"/>
-        </w:rPr>
-      </w:pPr>
-      <w:r>
-        <w:rPr>
-          <w:sz w:val="28"/>
-          <w:szCs w:val="28"/>
-          <w:lang w:val="en-US"/>
-        </w:rPr>
-        <w:t xml:space="preserve">Pass </w:t>
-      </w:r>
-      <w:proofErr w:type="gramStart"/>
-      <w:r>
-        <w:rPr>
-          <w:sz w:val="28"/>
-          <w:szCs w:val="28"/>
-          <w:lang w:val="en-US"/>
-        </w:rPr>
-        <w:t>2 :</w:t>
-      </w:r>
-      <w:proofErr w:type="gramEnd"/>
-      <w:r>
-        <w:rPr>
-          <w:sz w:val="28"/>
-          <w:szCs w:val="28"/>
-          <w:lang w:val="en-US"/>
-        </w:rPr>
-        <w:t xml:space="preserve"> [2,1,5,9]</w:t>
-      </w:r>
-    </w:p>
-    <w:p>
-      <w:pPr>
-        <w:ind w:left="360"/>
-        <w:rPr>
-          <w:sz w:val="28"/>
-          <w:szCs w:val="28"/>
-          <w:lang w:val="en-US"/>
-        </w:rPr>
-      </w:pPr>
-      <w:r>
-        <w:rPr>
-          <w:sz w:val="28"/>
-          <w:szCs w:val="28"/>
-          <w:lang w:val="en-US"/>
-        </w:rPr>
-        <w:t>Pass 3: [1,2,5,9]</w:t>
-      </w:r>
-    </w:p>
-    <w:p>
-      <w:pPr>
-        <w:ind w:left="360"/>
-        <w:rPr>
-          <w:sz w:val="28"/>
-          <w:szCs w:val="28"/>
-          <w:lang w:val="en-US"/>
-        </w:rPr>
-      </w:pPr>
-      <w:r>
-        <w:rPr>
-          <w:sz w:val="28"/>
-          <w:szCs w:val="28"/>
-          <w:lang w:val="en-US"/>
-        </w:rPr>
-        <w:t xml:space="preserve"> </w:t>
-      </w:r>
-    </w:p>
-    <w:p>
-      <w:pPr>
-        <w:rPr>
-          <w:sz w:val="28"/>
-          <w:szCs w:val="28"/>
-          <w:lang w:val="en-US"/>
-        </w:rPr>
-      </w:pPr>
-      <w:r>
-        <w:rPr>
-          <w:sz w:val="28"/>
-          <w:szCs w:val="28"/>
-          <w:lang w:val="en-US"/>
-        </w:rPr>
-        <w:t xml:space="preserve">Time </w:t>
-      </w:r>
-      <w:proofErr w:type="gramStart"/>
-      <w:r>
-        <w:rPr>
-          <w:sz w:val="28"/>
-          <w:szCs w:val="28"/>
-          <w:lang w:val="en-US"/>
-        </w:rPr>
-        <w:t>complexity :</w:t>
-      </w:r>
-      <w:proofErr w:type="gramEnd"/>
-      <w:r>
-        <w:rPr>
-          <w:sz w:val="28"/>
-          <w:szCs w:val="28"/>
-          <w:lang w:val="en-US"/>
-        </w:rPr>
-        <w:t xml:space="preserve"> O(n</w:t>
+        <w:rPr>
+          <w:sz w:val="28"/>
+          <w:szCs w:val="28"/>
+          <w:lang w:val="en-US"/>
+        </w:rPr>
+      </w:pPr>
+      <w:r>
+        <w:rPr>
+          <w:sz w:val="28"/>
+          <w:szCs w:val="28"/>
+          <w:lang w:val="en-US"/>
+        </w:rPr>
+        <w:t>Time complexity : O(n</w:t>
       </w:r>
       <w:r>
         <w:rPr>
@@ -1083,25 +790,7 @@
           <w:szCs w:val="28"/>
           <w:lang w:val="en-US"/>
         </w:rPr>
-        <w:t xml:space="preserve">Space complexity </w:t>
-      </w:r>
-      <w:proofErr w:type="gramStart"/>
-      <w:r>
-        <w:rPr>
-          <w:sz w:val="28"/>
-          <w:szCs w:val="28"/>
-          <w:lang w:val="en-US"/>
-        </w:rPr>
-        <w:t>:O(</w:t>
-      </w:r>
-      <w:proofErr w:type="gramEnd"/>
-      <w:r>
-        <w:rPr>
-          <w:sz w:val="28"/>
-          <w:szCs w:val="28"/>
-          <w:lang w:val="en-US"/>
-        </w:rPr>
-        <w:t>1)</w:t>
+        <w:t>Space complexity :O(1)</w:t>
       </w:r>
     </w:p>
     <w:p>
@@ -1146,25 +835,7 @@
           <w:szCs w:val="28"/>
           <w:lang w:val="en-US"/>
         </w:rPr>
-        <w:t xml:space="preserve">Selector sort is type of sorting technique which </w:t>
-      </w:r>
-      <w:proofErr w:type="gramStart"/>
-      <w:r>
-        <w:rPr>
-          <w:sz w:val="28"/>
-          <w:szCs w:val="28"/>
-          <w:lang w:val="en-US"/>
-        </w:rPr>
-        <w:t>select</w:t>
-      </w:r>
-      <w:proofErr w:type="gramEnd"/>
-      <w:r>
-        <w:rPr>
-          <w:sz w:val="28"/>
-          <w:szCs w:val="28"/>
-          <w:lang w:val="en-US"/>
-        </w:rPr>
-        <w:t xml:space="preserve"> the minimum element from an array and places it in the correct position. </w:t>
+        <w:t xml:space="preserve">Selector sort is type of sorting technique which select the minimum element from an array and places it in the correct position. </w:t>
       </w:r>
     </w:p>
     <w:p>
@@ -1247,25 +918,7 @@
           <w:szCs w:val="28"/>
           <w:lang w:val="en-US"/>
         </w:rPr>
-        <w:t xml:space="preserve">Then swap with current index position. If condition </w:t>
-      </w:r>
-      <w:proofErr w:type="gramStart"/>
-      <w:r>
-        <w:rPr>
-          <w:sz w:val="28"/>
-          <w:szCs w:val="28"/>
-          <w:lang w:val="en-US"/>
-        </w:rPr>
-        <w:t>true</w:t>
-      </w:r>
-      <w:proofErr w:type="gramEnd"/>
-      <w:r>
-        <w:rPr>
-          <w:sz w:val="28"/>
-          <w:szCs w:val="28"/>
-          <w:lang w:val="en-US"/>
-        </w:rPr>
-        <w:t xml:space="preserve">. </w:t>
+        <w:t xml:space="preserve">Then swap with current index position. If condition true. </w:t>
       </w:r>
     </w:p>
     <w:p>
@@ -1450,25 +1103,7 @@
           <w:szCs w:val="28"/>
           <w:lang w:val="en-US"/>
         </w:rPr>
-        <w:t xml:space="preserve">Time </w:t>
-      </w:r>
-      <w:proofErr w:type="gramStart"/>
-      <w:r>
-        <w:rPr>
-          <w:sz w:val="28"/>
-          <w:szCs w:val="28"/>
-          <w:lang w:val="en-US"/>
-        </w:rPr>
-        <w:t>complexity :</w:t>
-      </w:r>
-      <w:proofErr w:type="gramEnd"/>
-      <w:r>
-        <w:rPr>
-          <w:sz w:val="28"/>
-          <w:szCs w:val="28"/>
-          <w:lang w:val="en-US"/>
-        </w:rPr>
-        <w:t xml:space="preserve"> O(n</w:t>
+        <w:t>Time complexity : O(n</w:t>
       </w:r>
       <w:r>
         <w:rPr>
@@ -1502,114 +1137,24 @@
           <w:szCs w:val="28"/>
           <w:lang w:val="en-US"/>
         </w:rPr>
-        <w:t xml:space="preserve">Space complexity </w:t>
-      </w:r>
-      <w:proofErr w:type="gramStart"/>
-      <w:r>
-        <w:rPr>
-          <w:sz w:val="28"/>
-          <w:szCs w:val="28"/>
-          <w:lang w:val="en-US"/>
-        </w:rPr>
-        <w:t>:O(</w:t>
-      </w:r>
-      <w:proofErr w:type="gramEnd"/>
-      <w:r>
-        <w:rPr>
-          <w:sz w:val="28"/>
-          <w:szCs w:val="28"/>
-          <w:lang w:val="en-US"/>
-        </w:rPr>
-        <w:t>1)</w:t>
-      </w:r>
-    </w:p>
-    <w:p>
-      <w:pPr>
-        <w:rPr>
-          <w:sz w:val="28"/>
-          <w:szCs w:val="28"/>
-          <w:lang w:val="en-US"/>
-        </w:rPr>
-      </w:pPr>
-      <w:r>
-        <w:rPr>
-          <w:sz w:val="28"/>
-          <w:szCs w:val="28"/>
-          <w:lang w:val="en-US"/>
-        </w:rPr>
-        <w:t xml:space="preserve">In this </w:t>
-      </w:r>
-      <w:proofErr w:type="gramStart"/>
-      <w:r>
-        <w:rPr>
-          <w:sz w:val="28"/>
-          <w:szCs w:val="28"/>
-          <w:lang w:val="en-US"/>
-        </w:rPr>
-        <w:t>sort</w:t>
-      </w:r>
-      <w:proofErr w:type="gramEnd"/>
-      <w:r>
-        <w:rPr>
-          <w:sz w:val="28"/>
-          <w:szCs w:val="28"/>
-          <w:lang w:val="en-US"/>
-        </w:rPr>
-        <w:t xml:space="preserve"> number </w:t>
-      </w:r>
-      <w:proofErr w:type="gramStart"/>
-      <w:r>
-        <w:rPr>
-          <w:sz w:val="28"/>
-          <w:szCs w:val="28"/>
-          <w:lang w:val="en-US"/>
-        </w:rPr>
-        <w:t>swap</w:t>
-      </w:r>
-      <w:proofErr w:type="gramEnd"/>
-      <w:r>
-        <w:rPr>
-          <w:sz w:val="28"/>
-          <w:szCs w:val="28"/>
-          <w:lang w:val="en-US"/>
-        </w:rPr>
-        <w:t xml:space="preserve"> </w:t>
-      </w:r>
-      <w:proofErr w:type="gramStart"/>
-      <w:r>
-        <w:rPr>
-          <w:sz w:val="28"/>
-          <w:szCs w:val="28"/>
-          <w:lang w:val="en-US"/>
-        </w:rPr>
-        <w:t>are</w:t>
-      </w:r>
-      <w:proofErr w:type="gramEnd"/>
-      <w:r>
-        <w:rPr>
-          <w:sz w:val="28"/>
-          <w:szCs w:val="28"/>
-          <w:lang w:val="en-US"/>
-        </w:rPr>
-        <w:t xml:space="preserve"> less </w:t>
-      </w:r>
-      <w:proofErr w:type="gramStart"/>
-      <w:r>
-        <w:rPr>
-          <w:sz w:val="28"/>
-          <w:szCs w:val="28"/>
-          <w:lang w:val="en-US"/>
-        </w:rPr>
-        <w:t>compare</w:t>
-      </w:r>
-      <w:proofErr w:type="gramEnd"/>
-      <w:r>
-        <w:rPr>
-          <w:sz w:val="28"/>
-          <w:szCs w:val="28"/>
-          <w:lang w:val="en-US"/>
-        </w:rPr>
-        <w:t xml:space="preserve"> to bubble sort. </w:t>
+        <w:t>Space complexity :O(1)</w:t>
+      </w:r>
+    </w:p>
+    <w:p>
+      <w:pPr>
+        <w:rPr>
+          <w:sz w:val="28"/>
+          <w:szCs w:val="28"/>
+          <w:lang w:val="en-US"/>
+        </w:rPr>
+      </w:pPr>
+      <w:r>
+        <w:rPr>
+          <w:sz w:val="28"/>
+          <w:szCs w:val="28"/>
+          <w:lang w:val="en-US"/>
+        </w:rPr>
+        <w:t xml:space="preserve">In this sort number swap are less compare to bubble sort. </w:t>
       </w:r>
     </w:p>
     <w:p>
@@ -1828,105 +1373,33 @@
           <w:szCs w:val="28"/>
           <w:lang w:val="en-US"/>
         </w:rPr>
-        <w:t xml:space="preserve">Input or </w:t>
-      </w:r>
-      <w:proofErr w:type="gramStart"/>
-      <w:r>
-        <w:rPr>
-          <w:sz w:val="28"/>
-          <w:szCs w:val="28"/>
-          <w:lang w:val="en-US"/>
-        </w:rPr>
-        <w:t>Data :</w:t>
-      </w:r>
-      <w:proofErr w:type="gramEnd"/>
-      <w:r>
-        <w:rPr>
-          <w:sz w:val="28"/>
-          <w:szCs w:val="28"/>
-          <w:lang w:val="en-US"/>
-        </w:rPr>
-        <w:t xml:space="preserve"> [5,2,4,6]</w:t>
-      </w:r>
-    </w:p>
-    <w:p>
-      <w:pPr>
-        <w:rPr>
-          <w:sz w:val="28"/>
-          <w:szCs w:val="28"/>
-          <w:lang w:val="en-US"/>
-        </w:rPr>
-      </w:pPr>
-    </w:p>
-    <w:p>
-      <w:pPr>
-        <w:rPr>
-          <w:sz w:val="28"/>
-          <w:szCs w:val="28"/>
-          <w:lang w:val="en-US"/>
-        </w:rPr>
-      </w:pPr>
-      <w:r>
-        <w:rPr>
-          <w:sz w:val="28"/>
-          <w:szCs w:val="28"/>
-          <w:lang w:val="en-US"/>
-        </w:rPr>
-        <w:t xml:space="preserve">Step </w:t>
-      </w:r>
-      <w:proofErr w:type="gramStart"/>
-      <w:r>
-        <w:rPr>
-          <w:sz w:val="28"/>
-          <w:szCs w:val="28"/>
-          <w:lang w:val="en-US"/>
-        </w:rPr>
-        <w:t>1 :</w:t>
-      </w:r>
-      <w:proofErr w:type="gramEnd"/>
-      <w:r>
-        <w:rPr>
-          <w:sz w:val="28"/>
-          <w:szCs w:val="28"/>
-          <w:lang w:val="en-US"/>
-        </w:rPr>
-        <w:t xml:space="preserve"> (Insert </w:t>
-      </w:r>
-      <w:proofErr w:type="gramStart"/>
-      <w:r>
-        <w:rPr>
-          <w:sz w:val="28"/>
-          <w:szCs w:val="28"/>
-          <w:lang w:val="en-US"/>
-        </w:rPr>
-        <w:t>2 )</w:t>
-      </w:r>
-      <w:proofErr w:type="gramEnd"/>
-      <w:r>
-        <w:rPr>
-          <w:sz w:val="28"/>
-          <w:szCs w:val="28"/>
-          <w:lang w:val="en-US"/>
-        </w:rPr>
-        <w:t xml:space="preserve"> compare 2 and </w:t>
-      </w:r>
-      <w:proofErr w:type="gramStart"/>
-      <w:r>
-        <w:rPr>
-          <w:sz w:val="28"/>
-          <w:szCs w:val="28"/>
-          <w:lang w:val="en-US"/>
-        </w:rPr>
-        <w:t>5 :</w:t>
-      </w:r>
-      <w:proofErr w:type="gramEnd"/>
-      <w:r>
-        <w:rPr>
-          <w:sz w:val="28"/>
-          <w:szCs w:val="28"/>
-          <w:lang w:val="en-US"/>
-        </w:rPr>
-        <w:t xml:space="preserve"> -</w:t>
+        <w:t>Input or Data : [5,2,4,6]</w:t>
+      </w:r>
+    </w:p>
+    <w:p>
+      <w:pPr>
+        <w:rPr>
+          <w:sz w:val="28"/>
+          <w:szCs w:val="28"/>
+          <w:lang w:val="en-US"/>
+        </w:rPr>
+      </w:pPr>
+    </w:p>
+    <w:p>
+      <w:pPr>
+        <w:rPr>
+          <w:sz w:val="28"/>
+          <w:szCs w:val="28"/>
+          <w:lang w:val="en-US"/>
+        </w:rPr>
+      </w:pPr>
+      <w:r>
+        <w:rPr>
+          <w:sz w:val="28"/>
+          <w:szCs w:val="28"/>
+          <w:lang w:val="en-US"/>
+        </w:rPr>
+        <w:t>Step 1 : (Insert 2 ) compare 2 and 5 : -</w:t>
       </w:r>
       <w:r>
         <w:rPr>
@@ -1975,16 +1448,7 @@
           <w:szCs w:val="28"/>
           <w:lang w:val="en-US"/>
         </w:rPr>
-        <w:t>Step 2</w:t>
-      </w:r>
-      <w:proofErr w:type="gramStart"/>
-      <w:r>
-        <w:rPr>
-          <w:sz w:val="28"/>
-          <w:szCs w:val="28"/>
-          <w:lang w:val="en-US"/>
-        </w:rPr>
-        <w:t xml:space="preserve">: </w:t>
+        <w:t xml:space="preserve">Step 2: </w:t>
       </w:r>
       <w:r>
         <w:rPr>
@@ -2000,16 +1464,7 @@
           <w:szCs w:val="28"/>
           <w:lang w:val="en-US"/>
         </w:rPr>
-        <w:t>(</w:t>
-      </w:r>
-      <w:proofErr w:type="gramEnd"/>
-      <w:r>
-        <w:rPr>
-          <w:sz w:val="28"/>
-          <w:szCs w:val="28"/>
-          <w:lang w:val="en-US"/>
-        </w:rPr>
-        <w:t>insert 4) compare 4 and 5</w:t>
+        <w:t>(insert 4) compare 4 and 5</w:t>
       </w:r>
       <w:r>
         <w:rPr>
@@ -2058,25 +1513,7 @@
           <w:szCs w:val="28"/>
           <w:lang w:val="en-US"/>
         </w:rPr>
-        <w:t xml:space="preserve">Step </w:t>
-      </w:r>
-      <w:proofErr w:type="gramStart"/>
-      <w:r>
-        <w:rPr>
-          <w:sz w:val="28"/>
-          <w:szCs w:val="28"/>
-          <w:lang w:val="en-US"/>
-        </w:rPr>
-        <w:t>3 :</w:t>
-      </w:r>
-      <w:proofErr w:type="gramEnd"/>
-      <w:r>
-        <w:rPr>
-          <w:sz w:val="28"/>
-          <w:szCs w:val="28"/>
-          <w:lang w:val="en-US"/>
-        </w:rPr>
-        <w:t xml:space="preserve"> (insert 6) compare 5 and 6</w:t>
+        <w:t>Step 3 : (insert 6) compare 5 and 6</w:t>
       </w:r>
       <w:r>
         <w:rPr>
@@ -2136,43 +1573,7 @@
           <w:szCs w:val="28"/>
           <w:lang w:val="en-US"/>
         </w:rPr>
-        <w:t xml:space="preserve">Merge sort is a type of sorting technique which </w:t>
-      </w:r>
-      <w:proofErr w:type="gramStart"/>
-      <w:r>
-        <w:rPr>
-          <w:sz w:val="28"/>
-          <w:szCs w:val="28"/>
-          <w:lang w:val="en-US"/>
-        </w:rPr>
-        <w:t>use</w:t>
-      </w:r>
-      <w:proofErr w:type="gramEnd"/>
-      <w:r>
-        <w:rPr>
-          <w:sz w:val="28"/>
-          <w:szCs w:val="28"/>
-          <w:lang w:val="en-US"/>
-        </w:rPr>
-        <w:t xml:space="preserve"> divide and conquer </w:t>
-      </w:r>
-      <w:proofErr w:type="gramStart"/>
-      <w:r>
-        <w:rPr>
-          <w:sz w:val="28"/>
-          <w:szCs w:val="28"/>
-          <w:lang w:val="en-US"/>
-        </w:rPr>
-        <w:t>rule</w:t>
-      </w:r>
-      <w:proofErr w:type="gramEnd"/>
-      <w:r>
-        <w:rPr>
-          <w:sz w:val="28"/>
-          <w:szCs w:val="28"/>
-          <w:lang w:val="en-US"/>
-        </w:rPr>
-        <w:t xml:space="preserve">. </w:t>
+        <w:t xml:space="preserve">Merge sort is a type of sorting technique which use divide and conquer rule. </w:t>
       </w:r>
     </w:p>
     <w:p>
@@ -2228,25 +1629,7 @@
           <w:szCs w:val="28"/>
           <w:lang w:val="en-US"/>
         </w:rPr>
-        <w:t xml:space="preserve">Divided the array into halves till each array </w:t>
-      </w:r>
-      <w:proofErr w:type="gramStart"/>
-      <w:r>
-        <w:rPr>
-          <w:sz w:val="28"/>
-          <w:szCs w:val="28"/>
-          <w:lang w:val="en-US"/>
-        </w:rPr>
-        <w:t>hold</w:t>
-      </w:r>
-      <w:proofErr w:type="gramEnd"/>
-      <w:r>
-        <w:rPr>
-          <w:sz w:val="28"/>
-          <w:szCs w:val="28"/>
-          <w:lang w:val="en-US"/>
-        </w:rPr>
-        <w:t xml:space="preserve"> one or zero elements. </w:t>
+        <w:t xml:space="preserve">Divided the array into halves till each array hold one or zero elements. </w:t>
       </w:r>
     </w:p>
     <w:p>
@@ -2396,25 +1779,7 @@
           <w:szCs w:val="28"/>
           <w:lang w:val="en-US"/>
         </w:rPr>
-        <w:t xml:space="preserve">Data or </w:t>
-      </w:r>
-      <w:proofErr w:type="gramStart"/>
-      <w:r>
-        <w:rPr>
-          <w:sz w:val="28"/>
-          <w:szCs w:val="28"/>
-          <w:lang w:val="en-US"/>
-        </w:rPr>
-        <w:t>Input :</w:t>
-      </w:r>
-      <w:proofErr w:type="gramEnd"/>
-      <w:r>
-        <w:rPr>
-          <w:sz w:val="28"/>
-          <w:szCs w:val="28"/>
-          <w:lang w:val="en-US"/>
-        </w:rPr>
-        <w:t xml:space="preserve"> [8,3,5,2]</w:t>
+        <w:t>Data or Input : [8,3,5,2]</w:t>
       </w:r>
     </w:p>
     <w:p>
@@ -2467,25 +1832,7 @@
           <w:lang w:val="en-US"/>
         </w:rPr>
         <w:tab/>
-        <w:t xml:space="preserve">Left </w:t>
-      </w:r>
-      <w:proofErr w:type="gramStart"/>
-      <w:r>
-        <w:rPr>
-          <w:sz w:val="28"/>
-          <w:szCs w:val="28"/>
-          <w:lang w:val="en-US"/>
-        </w:rPr>
-        <w:t>array :</w:t>
-      </w:r>
-      <w:proofErr w:type="gramEnd"/>
-      <w:r>
-        <w:rPr>
-          <w:sz w:val="28"/>
-          <w:szCs w:val="28"/>
-          <w:lang w:val="en-US"/>
-        </w:rPr>
-        <w:t xml:space="preserve"> [8,3]</w:t>
+        <w:t>Left array : [8,3]</w:t>
       </w:r>
     </w:p>
     <w:p>
@@ -2535,25 +1882,7 @@
           <w:lang w:val="en-US"/>
         </w:rPr>
         <w:tab/>
-        <w:t xml:space="preserve">Left </w:t>
-      </w:r>
-      <w:proofErr w:type="gramStart"/>
-      <w:r>
-        <w:rPr>
-          <w:sz w:val="28"/>
-          <w:szCs w:val="28"/>
-          <w:lang w:val="en-US"/>
-        </w:rPr>
-        <w:t>array :</w:t>
-      </w:r>
-      <w:proofErr w:type="gramEnd"/>
-      <w:r>
-        <w:rPr>
-          <w:sz w:val="28"/>
-          <w:szCs w:val="28"/>
-          <w:lang w:val="en-US"/>
-        </w:rPr>
-        <w:t xml:space="preserve"> [8]</w:t>
+        <w:t>Left array : [8]</w:t>
       </w:r>
     </w:p>
     <w:p>
@@ -2603,25 +1932,7 @@
           <w:lang w:val="en-US"/>
         </w:rPr>
         <w:tab/>
-        <w:t xml:space="preserve">Right </w:t>
-      </w:r>
-      <w:proofErr w:type="gramStart"/>
-      <w:r>
-        <w:rPr>
-          <w:sz w:val="28"/>
-          <w:szCs w:val="28"/>
-          <w:lang w:val="en-US"/>
-        </w:rPr>
-        <w:t>array :</w:t>
-      </w:r>
-      <w:proofErr w:type="gramEnd"/>
-      <w:r>
-        <w:rPr>
-          <w:sz w:val="28"/>
-          <w:szCs w:val="28"/>
-          <w:lang w:val="en-US"/>
-        </w:rPr>
-        <w:t xml:space="preserve"> [3]</w:t>
+        <w:t>Right array : [3]</w:t>
       </w:r>
     </w:p>
     <w:p>
@@ -2656,25 +1967,7 @@
           <w:lang w:val="en-US"/>
         </w:rPr>
         <w:tab/>
-        <w:t xml:space="preserve">Right </w:t>
-      </w:r>
-      <w:proofErr w:type="gramStart"/>
-      <w:r>
-        <w:rPr>
-          <w:sz w:val="28"/>
-          <w:szCs w:val="28"/>
-          <w:lang w:val="en-US"/>
-        </w:rPr>
-        <w:t>array :</w:t>
-      </w:r>
-      <w:proofErr w:type="gramEnd"/>
-      <w:r>
-        <w:rPr>
-          <w:sz w:val="28"/>
-          <w:szCs w:val="28"/>
-          <w:lang w:val="en-US"/>
-        </w:rPr>
-        <w:t xml:space="preserve"> [5,2]</w:t>
+        <w:t>Right array : [5,2]</w:t>
       </w:r>
     </w:p>
     <w:p>
@@ -2724,25 +2017,7 @@
           <w:lang w:val="en-US"/>
         </w:rPr>
         <w:tab/>
-        <w:t xml:space="preserve">Left </w:t>
-      </w:r>
-      <w:proofErr w:type="gramStart"/>
-      <w:r>
-        <w:rPr>
-          <w:sz w:val="28"/>
-          <w:szCs w:val="28"/>
-          <w:lang w:val="en-US"/>
-        </w:rPr>
-        <w:t>array :</w:t>
-      </w:r>
-      <w:proofErr w:type="gramEnd"/>
-      <w:r>
-        <w:rPr>
-          <w:sz w:val="28"/>
-          <w:szCs w:val="28"/>
-          <w:lang w:val="en-US"/>
-        </w:rPr>
-        <w:t xml:space="preserve"> [5]</w:t>
+        <w:t>Left array : [5]</w:t>
       </w:r>
     </w:p>
     <w:p>
@@ -2792,25 +2067,7 @@
           <w:lang w:val="en-US"/>
         </w:rPr>
         <w:tab/>
-        <w:t xml:space="preserve">Right </w:t>
-      </w:r>
-      <w:proofErr w:type="gramStart"/>
-      <w:r>
-        <w:rPr>
-          <w:sz w:val="28"/>
-          <w:szCs w:val="28"/>
-          <w:lang w:val="en-US"/>
-        </w:rPr>
-        <w:t>array :</w:t>
-      </w:r>
-      <w:proofErr w:type="gramEnd"/>
-      <w:r>
-        <w:rPr>
-          <w:sz w:val="28"/>
-          <w:szCs w:val="28"/>
-          <w:lang w:val="en-US"/>
-        </w:rPr>
-        <w:t xml:space="preserve"> [2]</w:t>
+        <w:t>Right array : [2]</w:t>
       </w:r>
     </w:p>
     <w:p>
@@ -2847,25 +2104,7 @@
           <w:lang w:val="en-US"/>
         </w:rPr>
         <w:tab/>
-        <w:t xml:space="preserve">Compare 3 and </w:t>
-      </w:r>
-      <w:proofErr w:type="gramStart"/>
-      <w:r>
-        <w:rPr>
-          <w:sz w:val="28"/>
-          <w:szCs w:val="28"/>
-          <w:lang w:val="en-US"/>
-        </w:rPr>
-        <w:t>2 ,</w:t>
-      </w:r>
-      <w:proofErr w:type="gramEnd"/>
-      <w:r>
-        <w:rPr>
-          <w:sz w:val="28"/>
-          <w:szCs w:val="28"/>
-          <w:lang w:val="en-US"/>
-        </w:rPr>
-        <w:t xml:space="preserve"> 3 and 5, 8 and 2, 8 and 5</w:t>
+        <w:t>Compare 3 and 2 , 3 and 5, 8 and 2, 8 and 5</w:t>
       </w:r>
     </w:p>
     <w:p>
@@ -2884,25 +2123,7 @@
           <w:lang w:val="en-US"/>
         </w:rPr>
         <w:tab/>
-        <w:t xml:space="preserve">After final </w:t>
-      </w:r>
-      <w:proofErr w:type="gramStart"/>
-      <w:r>
-        <w:rPr>
-          <w:sz w:val="28"/>
-          <w:szCs w:val="28"/>
-          <w:lang w:val="en-US"/>
-        </w:rPr>
-        <w:t>merge</w:t>
-      </w:r>
-      <w:proofErr w:type="gramEnd"/>
-      <w:r>
-        <w:rPr>
-          <w:sz w:val="28"/>
-          <w:szCs w:val="28"/>
-          <w:lang w:val="en-US"/>
-        </w:rPr>
-        <w:t xml:space="preserve"> </w:t>
+        <w:t xml:space="preserve">After final merge </w:t>
       </w:r>
     </w:p>
     <w:p>
@@ -3010,80 +2231,15 @@
           <w:highlight w:val="yellow"/>
           <w:lang w:val="en-US"/>
         </w:rPr>
-        <w:t xml:space="preserve">Quick </w:t>
-      </w:r>
-      <w:proofErr w:type="gramStart"/>
-      <w:r>
-        <w:rPr>
-          <w:sz w:val="28"/>
-          <w:szCs w:val="28"/>
-          <w:highlight w:val="yellow"/>
-          <w:lang w:val="en-US"/>
-        </w:rPr>
-        <w:t>sort :</w:t>
-      </w:r>
-      <w:proofErr w:type="gramEnd"/>
-      <w:r>
-        <w:rPr>
-          <w:sz w:val="28"/>
-          <w:szCs w:val="28"/>
-          <w:lang w:val="en-US"/>
-        </w:rPr>
-        <w:t xml:space="preserve"> Quick sort is a type of sorting technique which </w:t>
-      </w:r>
-      <w:proofErr w:type="gramStart"/>
-      <w:r>
-        <w:rPr>
-          <w:sz w:val="28"/>
-          <w:szCs w:val="28"/>
-          <w:lang w:val="en-US"/>
-        </w:rPr>
-        <w:t>use</w:t>
-      </w:r>
-      <w:proofErr w:type="gramEnd"/>
-      <w:r>
-        <w:rPr>
-          <w:sz w:val="28"/>
-          <w:szCs w:val="28"/>
-          <w:lang w:val="en-US"/>
-        </w:rPr>
-        <w:t xml:space="preserve"> divided and conquer </w:t>
-      </w:r>
-      <w:proofErr w:type="gramStart"/>
-      <w:r>
-        <w:rPr>
-          <w:sz w:val="28"/>
-          <w:szCs w:val="28"/>
-          <w:lang w:val="en-US"/>
-        </w:rPr>
-        <w:t>rule</w:t>
-      </w:r>
-      <w:proofErr w:type="gramEnd"/>
-      <w:r>
-        <w:rPr>
-          <w:sz w:val="28"/>
-          <w:szCs w:val="28"/>
-          <w:lang w:val="en-US"/>
-        </w:rPr>
-        <w:t xml:space="preserve">. In this </w:t>
-      </w:r>
-      <w:proofErr w:type="gramStart"/>
-      <w:r>
-        <w:rPr>
-          <w:sz w:val="28"/>
-          <w:szCs w:val="28"/>
-          <w:lang w:val="en-US"/>
-        </w:rPr>
-        <w:t>sort</w:t>
-      </w:r>
-      <w:proofErr w:type="gramEnd"/>
-      <w:r>
-        <w:rPr>
-          <w:sz w:val="28"/>
-          <w:szCs w:val="28"/>
-          <w:lang w:val="en-US"/>
-        </w:rPr>
-        <w:t xml:space="preserve"> divide base upon pivot value and compare each element with pivot value and do the partitioning the array around it. </w:t>
+        <w:t>Quick sort :</w:t>
+      </w:r>
+      <w:r>
+        <w:rPr>
+          <w:sz w:val="28"/>
+          <w:szCs w:val="28"/>
+          <w:lang w:val="en-US"/>
+        </w:rPr>
+        <w:t xml:space="preserve"> Quick sort is a type of sorting technique which use divided and conquer rule. In this sort divide base upon pivot value and compare each element with pivot value and do the partitioning the array around it. </w:t>
       </w:r>
     </w:p>
     <w:p>
@@ -3101,25 +2257,7 @@
           <w:szCs w:val="28"/>
           <w:lang w:val="en-US"/>
         </w:rPr>
-        <w:t xml:space="preserve">Pivot value can be 0 index </w:t>
-      </w:r>
-      <w:proofErr w:type="gramStart"/>
-      <w:r>
-        <w:rPr>
-          <w:sz w:val="28"/>
-          <w:szCs w:val="28"/>
-          <w:lang w:val="en-US"/>
-        </w:rPr>
-        <w:t>position  or</w:t>
-      </w:r>
-      <w:proofErr w:type="gramEnd"/>
-      <w:r>
-        <w:rPr>
-          <w:sz w:val="28"/>
-          <w:szCs w:val="28"/>
-          <w:lang w:val="en-US"/>
-        </w:rPr>
-        <w:t xml:space="preserve"> last index position or middle index position or random index position. </w:t>
+        <w:t xml:space="preserve">Pivot value can be 0 index position  or last index position or middle index position or random index position. </w:t>
       </w:r>
     </w:p>
     <w:p>
@@ -3209,25 +2347,7 @@
           <w:szCs w:val="28"/>
           <w:lang w:val="en-US"/>
         </w:rPr>
-        <w:t xml:space="preserve">Divided the value </w:t>
-      </w:r>
-      <w:proofErr w:type="gramStart"/>
-      <w:r>
-        <w:rPr>
-          <w:sz w:val="28"/>
-          <w:szCs w:val="28"/>
-          <w:lang w:val="en-US"/>
-        </w:rPr>
-        <w:t>base</w:t>
-      </w:r>
-      <w:proofErr w:type="gramEnd"/>
-      <w:r>
-        <w:rPr>
-          <w:sz w:val="28"/>
-          <w:szCs w:val="28"/>
-          <w:lang w:val="en-US"/>
-        </w:rPr>
-        <w:t xml:space="preserve"> on pivot value in left and right halves </w:t>
+        <w:t xml:space="preserve">Divided the value base on pivot value in left and right halves </w:t>
       </w:r>
     </w:p>
     <w:p>
@@ -3249,25 +2369,7 @@
           <w:szCs w:val="28"/>
           <w:lang w:val="en-US"/>
         </w:rPr>
-        <w:t xml:space="preserve">Then merge </w:t>
-      </w:r>
-      <w:proofErr w:type="gramStart"/>
-      <w:r>
-        <w:rPr>
-          <w:sz w:val="28"/>
-          <w:szCs w:val="28"/>
-          <w:lang w:val="en-US"/>
-        </w:rPr>
-        <w:t>it .</w:t>
-      </w:r>
-      <w:proofErr w:type="gramEnd"/>
-      <w:r>
-        <w:rPr>
-          <w:sz w:val="28"/>
-          <w:szCs w:val="28"/>
-          <w:lang w:val="en-US"/>
-        </w:rPr>
-        <w:t xml:space="preserve"> </w:t>
+        <w:t xml:space="preserve">Then merge it . </w:t>
       </w:r>
     </w:p>
     <w:p>
@@ -3295,25 +2397,7 @@
           <w:szCs w:val="28"/>
           <w:lang w:val="en-US"/>
         </w:rPr>
-        <w:t xml:space="preserve">Date or </w:t>
-      </w:r>
-      <w:proofErr w:type="gramStart"/>
-      <w:r>
-        <w:rPr>
-          <w:sz w:val="28"/>
-          <w:szCs w:val="28"/>
-          <w:lang w:val="en-US"/>
-        </w:rPr>
-        <w:t>input :</w:t>
-      </w:r>
-      <w:proofErr w:type="gramEnd"/>
-      <w:r>
-        <w:rPr>
-          <w:sz w:val="28"/>
-          <w:szCs w:val="28"/>
-          <w:lang w:val="en-US"/>
-        </w:rPr>
-        <w:t xml:space="preserve"> [5,2,9,1]</w:t>
+        <w:t>Date or input : [5,2,9,1]</w:t>
       </w:r>
     </w:p>
     <w:p>
@@ -3331,25 +2415,7 @@
           <w:szCs w:val="28"/>
           <w:lang w:val="en-US"/>
         </w:rPr>
-        <w:t xml:space="preserve">Step </w:t>
-      </w:r>
-      <w:proofErr w:type="gramStart"/>
-      <w:r>
-        <w:rPr>
-          <w:sz w:val="28"/>
-          <w:szCs w:val="28"/>
-          <w:lang w:val="en-US"/>
-        </w:rPr>
-        <w:t>1 :</w:t>
-      </w:r>
-      <w:proofErr w:type="gramEnd"/>
-      <w:r>
-        <w:rPr>
-          <w:sz w:val="28"/>
-          <w:szCs w:val="28"/>
-          <w:lang w:val="en-US"/>
-        </w:rPr>
-        <w:t xml:space="preserve"> </w:t>
+        <w:t xml:space="preserve">Step 1 : </w:t>
       </w:r>
     </w:p>
     <w:p>
@@ -3403,25 +2469,7 @@
           <w:szCs w:val="28"/>
           <w:lang w:val="en-US"/>
         </w:rPr>
-        <w:t xml:space="preserve">Left </w:t>
-      </w:r>
-      <w:proofErr w:type="gramStart"/>
-      <w:r>
-        <w:rPr>
-          <w:sz w:val="28"/>
-          <w:szCs w:val="28"/>
-          <w:lang w:val="en-US"/>
-        </w:rPr>
-        <w:t>array :</w:t>
-      </w:r>
-      <w:proofErr w:type="gramEnd"/>
-      <w:r>
-        <w:rPr>
-          <w:sz w:val="28"/>
-          <w:szCs w:val="28"/>
-          <w:lang w:val="en-US"/>
-        </w:rPr>
-        <w:t xml:space="preserve"> [2,1]</w:t>
+        <w:t>Left array : [2,1]</w:t>
       </w:r>
     </w:p>
     <w:p>
@@ -3439,25 +2487,7 @@
           <w:szCs w:val="28"/>
           <w:lang w:val="en-US"/>
         </w:rPr>
-        <w:t xml:space="preserve">Right </w:t>
-      </w:r>
-      <w:proofErr w:type="gramStart"/>
-      <w:r>
-        <w:rPr>
-          <w:sz w:val="28"/>
-          <w:szCs w:val="28"/>
-          <w:lang w:val="en-US"/>
-        </w:rPr>
-        <w:t>array :</w:t>
-      </w:r>
-      <w:proofErr w:type="gramEnd"/>
-      <w:r>
-        <w:rPr>
-          <w:sz w:val="28"/>
-          <w:szCs w:val="28"/>
-          <w:lang w:val="en-US"/>
-        </w:rPr>
-        <w:t xml:space="preserve"> [9]</w:t>
+        <w:t>Right array : [9]</w:t>
       </w:r>
     </w:p>
     <w:p>
@@ -3475,43 +2505,7 @@
           <w:szCs w:val="28"/>
           <w:lang w:val="en-US"/>
         </w:rPr>
-        <w:t xml:space="preserve">Step </w:t>
-      </w:r>
-      <w:proofErr w:type="gramStart"/>
-      <w:r>
-        <w:rPr>
-          <w:sz w:val="28"/>
-          <w:szCs w:val="28"/>
-          <w:lang w:val="en-US"/>
-        </w:rPr>
-        <w:t>3 :</w:t>
-      </w:r>
-      <w:proofErr w:type="gramEnd"/>
-      <w:r>
-        <w:rPr>
-          <w:sz w:val="28"/>
-          <w:szCs w:val="28"/>
-          <w:lang w:val="en-US"/>
-        </w:rPr>
-        <w:t xml:space="preserve"> </w:t>
-      </w:r>
-      <w:proofErr w:type="gramStart"/>
-      <w:r>
-        <w:rPr>
-          <w:sz w:val="28"/>
-          <w:szCs w:val="28"/>
-          <w:lang w:val="en-US"/>
-        </w:rPr>
-        <w:t>recursively</w:t>
-      </w:r>
-      <w:proofErr w:type="gramEnd"/>
-      <w:r>
-        <w:rPr>
-          <w:sz w:val="28"/>
-          <w:szCs w:val="28"/>
-          <w:lang w:val="en-US"/>
-        </w:rPr>
-        <w:t xml:space="preserve"> we need to sort in left array and right array </w:t>
+        <w:t xml:space="preserve">Step 3 : recursively we need to sort in left array and right array </w:t>
       </w:r>
     </w:p>
     <w:p>
@@ -3530,25 +2524,7 @@
           <w:lang w:val="en-US"/>
         </w:rPr>
         <w:tab/>
-        <w:t xml:space="preserve">Left </w:t>
-      </w:r>
-      <w:proofErr w:type="gramStart"/>
-      <w:r>
-        <w:rPr>
-          <w:sz w:val="28"/>
-          <w:szCs w:val="28"/>
-          <w:lang w:val="en-US"/>
-        </w:rPr>
-        <w:t>array :</w:t>
-      </w:r>
-      <w:proofErr w:type="gramEnd"/>
-      <w:r>
-        <w:rPr>
-          <w:sz w:val="28"/>
-          <w:szCs w:val="28"/>
-          <w:lang w:val="en-US"/>
-        </w:rPr>
-        <w:t xml:space="preserve"> [1,2]</w:t>
+        <w:t>Left array : [1,2]</w:t>
       </w:r>
     </w:p>
     <w:p>
@@ -3567,25 +2543,7 @@
           <w:lang w:val="en-US"/>
         </w:rPr>
         <w:tab/>
-        <w:t xml:space="preserve">Right </w:t>
-      </w:r>
-      <w:proofErr w:type="gramStart"/>
-      <w:r>
-        <w:rPr>
-          <w:sz w:val="28"/>
-          <w:szCs w:val="28"/>
-          <w:lang w:val="en-US"/>
-        </w:rPr>
-        <w:t>array :</w:t>
-      </w:r>
-      <w:proofErr w:type="gramEnd"/>
-      <w:r>
-        <w:rPr>
-          <w:sz w:val="28"/>
-          <w:szCs w:val="28"/>
-          <w:lang w:val="en-US"/>
-        </w:rPr>
-        <w:t xml:space="preserve"> [9]</w:t>
+        <w:t>Right array : [9]</w:t>
       </w:r>
     </w:p>
     <w:p>
@@ -3597,23 +2555,13 @@
           <w:lang w:val="en-US"/>
         </w:rPr>
       </w:pPr>
-      <w:proofErr w:type="gramStart"/>
-      <w:r>
-        <w:rPr>
-          <w:sz w:val="28"/>
-          <w:szCs w:val="28"/>
-          <w:lang w:val="en-US"/>
-        </w:rPr>
-        <w:t>Final result</w:t>
-      </w:r>
-      <w:proofErr w:type="gramEnd"/>
-      <w:r>
-        <w:rPr>
-          <w:sz w:val="28"/>
-          <w:szCs w:val="28"/>
-          <w:lang w:val="en-US"/>
-        </w:rPr>
-        <w:t xml:space="preserve"> is </w:t>
+      <w:r>
+        <w:rPr>
+          <w:sz w:val="28"/>
+          <w:szCs w:val="28"/>
+          <w:lang w:val="en-US"/>
+        </w:rPr>
+        <w:t xml:space="preserve">Final result is </w:t>
       </w:r>
     </w:p>
     <w:p>
@@ -3819,6 +2767,288 @@
     <w:p>
       <w:pPr>
         <w:rPr>
+          <w:b/>
+          <w:bCs/>
+          <w:sz w:val="28"/>
+          <w:szCs w:val="28"/>
+          <w:lang w:val="en-US"/>
+        </w:rPr>
+      </w:pPr>
+      <w:r>
+        <w:rPr>
+          <w:b/>
+          <w:bCs/>
+          <w:sz w:val="28"/>
+          <w:szCs w:val="28"/>
+          <w:lang w:val="en-US"/>
+        </w:rPr>
+        <w:t xml:space="preserve">Searching technique </w:t>
+      </w:r>
+    </w:p>
+    <w:p>
+      <w:pPr>
+        <w:rPr>
+          <w:sz w:val="28"/>
+          <w:szCs w:val="28"/>
+          <w:lang w:val="en-US"/>
+        </w:rPr>
+      </w:pPr>
+    </w:p>
+    <w:p>
+      <w:pPr>
+        <w:rPr>
+          <w:sz w:val="28"/>
+          <w:szCs w:val="28"/>
+          <w:lang w:val="en-US"/>
+        </w:rPr>
+      </w:pPr>
+      <w:r>
+        <w:rPr>
+          <w:sz w:val="28"/>
+          <w:szCs w:val="28"/>
+          <w:lang w:val="en-US"/>
+        </w:rPr>
+        <w:t xml:space="preserve">Search element from array : find() or </w:t>
+      </w:r>
+      <w:proofErr w:type="spellStart"/>
+      <w:r>
+        <w:rPr>
+          <w:sz w:val="28"/>
+          <w:szCs w:val="28"/>
+          <w:lang w:val="en-US"/>
+        </w:rPr>
+        <w:t>findIndex</w:t>
+      </w:r>
+      <w:proofErr w:type="spellEnd"/>
+      <w:r>
+        <w:rPr>
+          <w:sz w:val="28"/>
+          <w:szCs w:val="28"/>
+          <w:lang w:val="en-US"/>
+        </w:rPr>
+        <w:t xml:space="preserve">() function present. </w:t>
+      </w:r>
+    </w:p>
+    <w:p>
+      <w:pPr>
+        <w:rPr>
+          <w:sz w:val="28"/>
+          <w:szCs w:val="28"/>
+          <w:lang w:val="en-US"/>
+        </w:rPr>
+      </w:pPr>
+      <w:r>
+        <w:rPr>
+          <w:sz w:val="28"/>
+          <w:szCs w:val="28"/>
+          <w:lang w:val="en-US"/>
+        </w:rPr>
+        <w:t xml:space="preserve">Seach element from set : has() function </w:t>
+      </w:r>
+    </w:p>
+    <w:p>
+      <w:pPr>
+        <w:rPr>
+          <w:sz w:val="28"/>
+          <w:szCs w:val="28"/>
+          <w:lang w:val="en-US"/>
+        </w:rPr>
+      </w:pPr>
+      <w:r>
+        <w:rPr>
+          <w:sz w:val="28"/>
+          <w:szCs w:val="28"/>
+          <w:lang w:val="en-US"/>
+        </w:rPr>
+        <w:t xml:space="preserve">Search element from map : get() function </w:t>
+      </w:r>
+    </w:p>
+    <w:p>
+      <w:pPr>
+        <w:rPr>
+          <w:sz w:val="28"/>
+          <w:szCs w:val="28"/>
+          <w:lang w:val="en-US"/>
+        </w:rPr>
+      </w:pPr>
+    </w:p>
+    <w:p>
+      <w:pPr>
+        <w:rPr>
+          <w:sz w:val="28"/>
+          <w:szCs w:val="28"/>
+          <w:lang w:val="en-US"/>
+        </w:rPr>
+      </w:pPr>
+    </w:p>
+    <w:p>
+      <w:pPr>
+        <w:rPr>
+          <w:sz w:val="28"/>
+          <w:szCs w:val="28"/>
+          <w:lang w:val="en-US"/>
+        </w:rPr>
+      </w:pPr>
+    </w:p>
+    <w:p>
+      <w:pPr>
+        <w:rPr>
+          <w:sz w:val="28"/>
+          <w:szCs w:val="28"/>
+          <w:lang w:val="en-US"/>
+        </w:rPr>
+      </w:pPr>
+      <w:r>
+        <w:rPr>
+          <w:sz w:val="28"/>
+          <w:szCs w:val="28"/>
+          <w:lang w:val="en-US"/>
+        </w:rPr>
+        <w:lastRenderedPageBreak/>
+        <w:t xml:space="preserve">If you want to write custom logic </w:t>
+      </w:r>
+    </w:p>
+    <w:p>
+      <w:pPr>
+        <w:pStyle w:val="ListParagraph"/>
+        <w:numPr>
+          <w:ilvl w:val="0"/>
+          <w:numId w:val="26"/>
+        </w:numPr>
+        <w:rPr>
+          <w:sz w:val="28"/>
+          <w:szCs w:val="28"/>
+          <w:lang w:val="en-US"/>
+        </w:rPr>
+      </w:pPr>
+      <w:r>
+        <w:rPr>
+          <w:sz w:val="28"/>
+          <w:szCs w:val="28"/>
+          <w:lang w:val="en-US"/>
+        </w:rPr>
+        <w:t xml:space="preserve">Lenar search : each element search one by one till end. </w:t>
+      </w:r>
+    </w:p>
+    <w:p>
+      <w:pPr>
+        <w:pStyle w:val="ListParagraph"/>
+        <w:ind w:left="1440"/>
+        <w:rPr>
+          <w:sz w:val="28"/>
+          <w:szCs w:val="28"/>
+          <w:lang w:val="en-US"/>
+        </w:rPr>
+      </w:pPr>
+      <w:r>
+        <w:rPr>
+          <w:sz w:val="28"/>
+          <w:szCs w:val="28"/>
+          <w:lang w:val="en-US"/>
+        </w:rPr>
+        <w:t>O(n)</w:t>
+      </w:r>
+    </w:p>
+    <w:p>
+      <w:pPr>
+        <w:pStyle w:val="ListParagraph"/>
+        <w:ind w:left="1440"/>
+        <w:rPr>
+          <w:sz w:val="28"/>
+          <w:szCs w:val="28"/>
+          <w:lang w:val="en-US"/>
+        </w:rPr>
+      </w:pPr>
+    </w:p>
+    <w:p>
+      <w:pPr>
+        <w:pStyle w:val="ListParagraph"/>
+        <w:numPr>
+          <w:ilvl w:val="0"/>
+          <w:numId w:val="26"/>
+        </w:numPr>
+        <w:rPr>
+          <w:sz w:val="28"/>
+          <w:szCs w:val="28"/>
+          <w:lang w:val="en-US"/>
+        </w:rPr>
+      </w:pPr>
+      <w:r>
+        <w:rPr>
+          <w:sz w:val="28"/>
+          <w:szCs w:val="28"/>
+          <w:lang w:val="en-US"/>
+        </w:rPr>
+        <w:t xml:space="preserve">Binary search </w:t>
+      </w:r>
+    </w:p>
+    <w:p>
+      <w:pPr>
+        <w:ind w:left="1440"/>
+        <w:rPr>
+          <w:sz w:val="28"/>
+          <w:szCs w:val="28"/>
+          <w:lang w:val="en-US"/>
+        </w:rPr>
+      </w:pPr>
+      <w:r>
+        <w:rPr>
+          <w:sz w:val="28"/>
+          <w:szCs w:val="28"/>
+          <w:lang w:val="en-US"/>
+        </w:rPr>
+        <w:t xml:space="preserve">Element must  be sorted. Then we need to use divided rule into half. </w:t>
+      </w:r>
+    </w:p>
+    <w:p>
+      <w:pPr>
+        <w:ind w:left="1440"/>
+        <w:rPr>
+          <w:sz w:val="28"/>
+          <w:szCs w:val="28"/>
+          <w:lang w:val="en-US"/>
+        </w:rPr>
+      </w:pPr>
+      <w:r>
+        <w:rPr>
+          <w:sz w:val="28"/>
+          <w:szCs w:val="28"/>
+          <w:lang w:val="en-US"/>
+        </w:rPr>
+        <w:t>O(log n)</w:t>
+      </w:r>
+    </w:p>
+    <w:p>
+      <w:pPr>
+        <w:ind w:left="1440"/>
+        <w:rPr>
+          <w:sz w:val="28"/>
+          <w:szCs w:val="28"/>
+          <w:lang w:val="en-US"/>
+        </w:rPr>
+      </w:pPr>
+    </w:p>
+    <w:p>
+      <w:pPr>
+        <w:rPr>
+          <w:sz w:val="28"/>
+          <w:szCs w:val="28"/>
+          <w:lang w:val="en-US"/>
+        </w:rPr>
+      </w:pPr>
+    </w:p>
+    <w:p>
+      <w:pPr>
+        <w:rPr>
+          <w:sz w:val="28"/>
+          <w:szCs w:val="28"/>
+          <w:lang w:val="en-US"/>
+        </w:rPr>
+      </w:pPr>
+    </w:p>
+    <w:p>
+      <w:pPr>
+        <w:rPr>
           <w:sz w:val="28"/>
           <w:szCs w:val="28"/>
           <w:lang w:val="en-US"/>
@@ -4070,6 +3300,95 @@
     </w:lvl>
   </w:abstractNum>
   <w:abstractNum w:abstractNumId="2" w15:restartNumberingAfterBreak="0">
+    <w:nsid w:val="0CDB59E0"/>
+    <w:multiLevelType w:val="hybridMultilevel"/>
+    <w:tmpl w:val="3C28401E"/>
+    <w:lvl w:ilvl="0" w:tplc="4009000F">
+      <w:start w:val="1"/>
+      <w:numFmt w:val="decimal"/>
+      <w:lvlText w:val="%1."/>
+      <w:lvlJc w:val="left"/>
+      <w:pPr>
+        <w:ind w:left="720" w:hanging="360"/>
+      </w:pPr>
+      <w:rPr>
+        <w:rFonts w:hint="default"/>
+      </w:rPr>
+    </w:lvl>
+    <w:lvl w:ilvl="1" w:tplc="40090019" w:tentative="1">
+      <w:start w:val="1"/>
+      <w:numFmt w:val="lowerLetter"/>
+      <w:lvlText w:val="%2."/>
+      <w:lvlJc w:val="left"/>
+      <w:pPr>
+        <w:ind w:left="1440" w:hanging="360"/>
+      </w:pPr>
+    </w:lvl>
+    <w:lvl w:ilvl="2" w:tplc="4009001B" w:tentative="1">
+      <w:start w:val="1"/>
+      <w:numFmt w:val="lowerRoman"/>
+      <w:lvlText w:val="%3."/>
+      <w:lvlJc w:val="right"/>
+      <w:pPr>
+        <w:ind w:left="2160" w:hanging="180"/>
+      </w:pPr>
+    </w:lvl>
+    <w:lvl w:ilvl="3" w:tplc="4009000F" w:tentative="1">
+      <w:start w:val="1"/>
+      <w:numFmt w:val="decimal"/>
+      <w:lvlText w:val="%4."/>
+      <w:lvlJc w:val="left"/>
+      <w:pPr>
+        <w:ind w:left="2880" w:hanging="360"/>
+      </w:pPr>
+    </w:lvl>
+    <w:lvl w:ilvl="4" w:tplc="40090019" w:tentative="1">
+      <w:start w:val="1"/>
+      <w:numFmt w:val="lowerLetter"/>
+      <w:lvlText w:val="%5."/>
+      <w:lvlJc w:val="left"/>
+      <w:pPr>
+        <w:ind w:left="3600" w:hanging="360"/>
+      </w:pPr>
+    </w:lvl>
+    <w:lvl w:ilvl="5" w:tplc="4009001B" w:tentative="1">
+      <w:start w:val="1"/>
+      <w:numFmt w:val="lowerRoman"/>
+      <w:lvlText w:val="%6."/>
+      <w:lvlJc w:val="right"/>
+      <w:pPr>
+        <w:ind w:left="4320" w:hanging="180"/>
+      </w:pPr>
+    </w:lvl>
+    <w:lvl w:ilvl="6" w:tplc="4009000F" w:tentative="1">
+      <w:start w:val="1"/>
+      <w:numFmt w:val="decimal"/>
+      <w:lvlText w:val="%7."/>
+      <w:lvlJc w:val="left"/>
+      <w:pPr>
+        <w:ind w:left="5040" w:hanging="360"/>
+      </w:pPr>
+    </w:lvl>
+    <w:lvl w:ilvl="7" w:tplc="40090019" w:tentative="1">
+      <w:start w:val="1"/>
+      <w:numFmt w:val="lowerLetter"/>
+      <w:lvlText w:val="%8."/>
+      <w:lvlJc w:val="left"/>
+      <w:pPr>
+        <w:ind w:left="5760" w:hanging="360"/>
+      </w:pPr>
+    </w:lvl>
+    <w:lvl w:ilvl="8" w:tplc="4009001B" w:tentative="1">
+      <w:start w:val="1"/>
+      <w:numFmt w:val="lowerRoman"/>
+      <w:lvlText w:val="%9."/>
+      <w:lvlJc w:val="right"/>
+      <w:pPr>
+        <w:ind w:left="6480" w:hanging="180"/>
+      </w:pPr>
+    </w:lvl>
+  </w:abstractNum>
+  <w:abstractNum w:abstractNumId="3" w15:restartNumberingAfterBreak="0">
     <w:nsid w:val="10A831B7"/>
     <w:multiLevelType w:val="hybridMultilevel"/>
     <w:tmpl w:val="F2729764"/>
@@ -4158,7 +3477,7 @@
       </w:pPr>
     </w:lvl>
   </w:abstractNum>
-  <w:abstractNum w:abstractNumId="3" w15:restartNumberingAfterBreak="0">
+  <w:abstractNum w:abstractNumId="4" w15:restartNumberingAfterBreak="0">
     <w:nsid w:val="113F5762"/>
     <w:multiLevelType w:val="hybridMultilevel"/>
     <w:tmpl w:val="1018AF98"/>
@@ -4247,7 +3566,7 @@
       </w:pPr>
     </w:lvl>
   </w:abstractNum>
-  <w:abstractNum w:abstractNumId="4" w15:restartNumberingAfterBreak="0">
+  <w:abstractNum w:abstractNumId="5" w15:restartNumberingAfterBreak="0">
     <w:nsid w:val="1562082E"/>
     <w:multiLevelType w:val="hybridMultilevel"/>
     <w:tmpl w:val="03427CBA"/>
@@ -4336,7 +3655,7 @@
       </w:pPr>
     </w:lvl>
   </w:abstractNum>
-  <w:abstractNum w:abstractNumId="5" w15:restartNumberingAfterBreak="0">
+  <w:abstractNum w:abstractNumId="6" w15:restartNumberingAfterBreak="0">
     <w:nsid w:val="1AF43D60"/>
     <w:multiLevelType w:val="hybridMultilevel"/>
     <w:tmpl w:val="D01EAA82"/>
@@ -4425,7 +3744,7 @@
       </w:pPr>
     </w:lvl>
   </w:abstractNum>
-  <w:abstractNum w:abstractNumId="6" w15:restartNumberingAfterBreak="0">
+  <w:abstractNum w:abstractNumId="7" w15:restartNumberingAfterBreak="0">
     <w:nsid w:val="1BF23782"/>
     <w:multiLevelType w:val="hybridMultilevel"/>
     <w:tmpl w:val="BA0C0BF4"/>
@@ -4514,7 +3833,7 @@
       </w:pPr>
     </w:lvl>
   </w:abstractNum>
-  <w:abstractNum w:abstractNumId="7" w15:restartNumberingAfterBreak="0">
+  <w:abstractNum w:abstractNumId="8" w15:restartNumberingAfterBreak="0">
     <w:nsid w:val="1C116DBD"/>
     <w:multiLevelType w:val="hybridMultilevel"/>
     <w:tmpl w:val="D85E17DE"/>
@@ -4603,7 +3922,7 @@
       </w:pPr>
     </w:lvl>
   </w:abstractNum>
-  <w:abstractNum w:abstractNumId="8" w15:restartNumberingAfterBreak="0">
+  <w:abstractNum w:abstractNumId="9" w15:restartNumberingAfterBreak="0">
     <w:nsid w:val="1DFC02F9"/>
     <w:multiLevelType w:val="hybridMultilevel"/>
     <w:tmpl w:val="12CC73D0"/>
@@ -4692,7 +4011,7 @@
       </w:pPr>
     </w:lvl>
   </w:abstractNum>
-  <w:abstractNum w:abstractNumId="9" w15:restartNumberingAfterBreak="0">
+  <w:abstractNum w:abstractNumId="10" w15:restartNumberingAfterBreak="0">
     <w:nsid w:val="1DFC7E6C"/>
     <w:multiLevelType w:val="hybridMultilevel"/>
     <w:tmpl w:val="B1967A28"/>
@@ -4781,7 +4100,7 @@
       </w:pPr>
     </w:lvl>
   </w:abstractNum>
-  <w:abstractNum w:abstractNumId="10" w15:restartNumberingAfterBreak="0">
+  <w:abstractNum w:abstractNumId="11" w15:restartNumberingAfterBreak="0">
     <w:nsid w:val="20C96994"/>
     <w:multiLevelType w:val="hybridMultilevel"/>
     <w:tmpl w:val="DF7ADF08"/>
@@ -4870,7 +4189,7 @@
       </w:pPr>
     </w:lvl>
   </w:abstractNum>
-  <w:abstractNum w:abstractNumId="11" w15:restartNumberingAfterBreak="0">
+  <w:abstractNum w:abstractNumId="12" w15:restartNumberingAfterBreak="0">
     <w:nsid w:val="397E6065"/>
     <w:multiLevelType w:val="hybridMultilevel"/>
     <w:tmpl w:val="A402607E"/>
@@ -4959,7 +4278,7 @@
       </w:pPr>
     </w:lvl>
   </w:abstractNum>
-  <w:abstractNum w:abstractNumId="12" w15:restartNumberingAfterBreak="0">
+  <w:abstractNum w:abstractNumId="13" w15:restartNumberingAfterBreak="0">
     <w:nsid w:val="3B863145"/>
     <w:multiLevelType w:val="hybridMultilevel"/>
     <w:tmpl w:val="9CE47080"/>
@@ -5048,7 +4367,7 @@
       </w:pPr>
     </w:lvl>
   </w:abstractNum>
-  <w:abstractNum w:abstractNumId="13" w15:restartNumberingAfterBreak="0">
+  <w:abstractNum w:abstractNumId="14" w15:restartNumberingAfterBreak="0">
     <w:nsid w:val="3FBE295F"/>
     <w:multiLevelType w:val="hybridMultilevel"/>
     <w:tmpl w:val="E6784CE2"/>
@@ -5137,7 +4456,7 @@
       </w:pPr>
     </w:lvl>
   </w:abstractNum>
-  <w:abstractNum w:abstractNumId="14" w15:restartNumberingAfterBreak="0">
+  <w:abstractNum w:abstractNumId="15" w15:restartNumberingAfterBreak="0">
     <w:nsid w:val="4B622161"/>
     <w:multiLevelType w:val="hybridMultilevel"/>
     <w:tmpl w:val="05666FE0"/>
@@ -5226,7 +4545,7 @@
       </w:pPr>
     </w:lvl>
   </w:abstractNum>
-  <w:abstractNum w:abstractNumId="15" w15:restartNumberingAfterBreak="0">
+  <w:abstractNum w:abstractNumId="16" w15:restartNumberingAfterBreak="0">
     <w:nsid w:val="4D9F1C98"/>
     <w:multiLevelType w:val="hybridMultilevel"/>
     <w:tmpl w:val="44608F50"/>
@@ -5315,7 +4634,7 @@
       </w:pPr>
     </w:lvl>
   </w:abstractNum>
-  <w:abstractNum w:abstractNumId="16" w15:restartNumberingAfterBreak="0">
+  <w:abstractNum w:abstractNumId="17" w15:restartNumberingAfterBreak="0">
     <w:nsid w:val="4E3042B3"/>
     <w:multiLevelType w:val="hybridMultilevel"/>
     <w:tmpl w:val="CB66BE36"/>
@@ -5404,7 +4723,7 @@
       </w:pPr>
     </w:lvl>
   </w:abstractNum>
-  <w:abstractNum w:abstractNumId="17" w15:restartNumberingAfterBreak="0">
+  <w:abstractNum w:abstractNumId="18" w15:restartNumberingAfterBreak="0">
     <w:nsid w:val="4E5726A3"/>
     <w:multiLevelType w:val="hybridMultilevel"/>
     <w:tmpl w:val="691A6B86"/>
@@ -5493,7 +4812,7 @@
       </w:pPr>
     </w:lvl>
   </w:abstractNum>
-  <w:abstractNum w:abstractNumId="18" w15:restartNumberingAfterBreak="0">
+  <w:abstractNum w:abstractNumId="19" w15:restartNumberingAfterBreak="0">
     <w:nsid w:val="51F271FA"/>
     <w:multiLevelType w:val="hybridMultilevel"/>
     <w:tmpl w:val="A4640344"/>
@@ -5582,7 +4901,7 @@
       </w:pPr>
     </w:lvl>
   </w:abstractNum>
-  <w:abstractNum w:abstractNumId="19" w15:restartNumberingAfterBreak="0">
+  <w:abstractNum w:abstractNumId="20" w15:restartNumberingAfterBreak="0">
     <w:nsid w:val="56CC268D"/>
     <w:multiLevelType w:val="hybridMultilevel"/>
     <w:tmpl w:val="CEFC3EAA"/>
@@ -5671,7 +4990,7 @@
       </w:pPr>
     </w:lvl>
   </w:abstractNum>
-  <w:abstractNum w:abstractNumId="20" w15:restartNumberingAfterBreak="0">
+  <w:abstractNum w:abstractNumId="21" w15:restartNumberingAfterBreak="0">
     <w:nsid w:val="586E3DAE"/>
     <w:multiLevelType w:val="hybridMultilevel"/>
     <w:tmpl w:val="F488ACB0"/>
@@ -5760,7 +5079,7 @@
       </w:pPr>
     </w:lvl>
   </w:abstractNum>
-  <w:abstractNum w:abstractNumId="21" w15:restartNumberingAfterBreak="0">
+  <w:abstractNum w:abstractNumId="22" w15:restartNumberingAfterBreak="0">
     <w:nsid w:val="5C753722"/>
     <w:multiLevelType w:val="hybridMultilevel"/>
     <w:tmpl w:val="D1EC00FE"/>
@@ -5849,7 +5168,7 @@
       </w:pPr>
     </w:lvl>
   </w:abstractNum>
-  <w:abstractNum w:abstractNumId="22" w15:restartNumberingAfterBreak="0">
+  <w:abstractNum w:abstractNumId="23" w15:restartNumberingAfterBreak="0">
     <w:nsid w:val="695109BD"/>
     <w:multiLevelType w:val="hybridMultilevel"/>
     <w:tmpl w:val="4F3C046A"/>
@@ -5938,7 +5257,7 @@
       </w:pPr>
     </w:lvl>
   </w:abstractNum>
-  <w:abstractNum w:abstractNumId="23" w15:restartNumberingAfterBreak="0">
+  <w:abstractNum w:abstractNumId="24" w15:restartNumberingAfterBreak="0">
     <w:nsid w:val="70C6329B"/>
     <w:multiLevelType w:val="hybridMultilevel"/>
     <w:tmpl w:val="73120E06"/>
@@ -6027,7 +5346,7 @@
       </w:pPr>
     </w:lvl>
   </w:abstractNum>
-  <w:abstractNum w:abstractNumId="24" w15:restartNumberingAfterBreak="0">
+  <w:abstractNum w:abstractNumId="25" w15:restartNumberingAfterBreak="0">
     <w:nsid w:val="798D6ED1"/>
     <w:multiLevelType w:val="hybridMultilevel"/>
     <w:tmpl w:val="476EC228"/>
@@ -6117,40 +5436,40 @@
     </w:lvl>
   </w:abstractNum>
   <w:num w:numId="1" w16cid:durableId="1196117315">
-    <w:abstractNumId w:val="12"/>
+    <w:abstractNumId w:val="13"/>
   </w:num>
   <w:num w:numId="2" w16cid:durableId="804271747">
-    <w:abstractNumId w:val="3"/>
+    <w:abstractNumId w:val="4"/>
   </w:num>
   <w:num w:numId="3" w16cid:durableId="343282892">
+    <w:abstractNumId w:val="21"/>
+  </w:num>
+  <w:num w:numId="4" w16cid:durableId="395977062">
+    <w:abstractNumId w:val="15"/>
+  </w:num>
+  <w:num w:numId="5" w16cid:durableId="448014354">
+    <w:abstractNumId w:val="17"/>
+  </w:num>
+  <w:num w:numId="6" w16cid:durableId="277875466">
+    <w:abstractNumId w:val="18"/>
+  </w:num>
+  <w:num w:numId="7" w16cid:durableId="2072926134">
+    <w:abstractNumId w:val="8"/>
+  </w:num>
+  <w:num w:numId="8" w16cid:durableId="1149781602">
+    <w:abstractNumId w:val="14"/>
+  </w:num>
+  <w:num w:numId="9" w16cid:durableId="1179194197">
+    <w:abstractNumId w:val="6"/>
+  </w:num>
+  <w:num w:numId="10" w16cid:durableId="728267821">
+    <w:abstractNumId w:val="23"/>
+  </w:num>
+  <w:num w:numId="11" w16cid:durableId="665868222">
     <w:abstractNumId w:val="20"/>
   </w:num>
-  <w:num w:numId="4" w16cid:durableId="395977062">
-    <w:abstractNumId w:val="14"/>
-  </w:num>
-  <w:num w:numId="5" w16cid:durableId="448014354">
-    <w:abstractNumId w:val="16"/>
-  </w:num>
-  <w:num w:numId="6" w16cid:durableId="277875466">
-    <w:abstractNumId w:val="17"/>
-  </w:num>
-  <w:num w:numId="7" w16cid:durableId="2072926134">
+  <w:num w:numId="12" w16cid:durableId="642124909">
     <w:abstractNumId w:val="7"/>
-  </w:num>
-  <w:num w:numId="8" w16cid:durableId="1149781602">
-    <w:abstractNumId w:val="13"/>
-  </w:num>
-  <w:num w:numId="9" w16cid:durableId="1179194197">
-    <w:abstractNumId w:val="5"/>
-  </w:num>
-  <w:num w:numId="10" w16cid:durableId="728267821">
-    <w:abstractNumId w:val="22"/>
-  </w:num>
-  <w:num w:numId="11" w16cid:durableId="665868222">
-    <w:abstractNumId w:val="19"/>
-  </w:num>
-  <w:num w:numId="12" w16cid:durableId="642124909">
-    <w:abstractNumId w:val="6"/>
   </w:num>
   <w:num w:numId="13" w16cid:durableId="614486242">
     <w:abstractNumId w:val="0"/>
@@ -6159,36 +5478,39 @@
     <w:abstractNumId w:val="1"/>
   </w:num>
   <w:num w:numId="15" w16cid:durableId="1855874037">
-    <w:abstractNumId w:val="21"/>
+    <w:abstractNumId w:val="22"/>
   </w:num>
   <w:num w:numId="16" w16cid:durableId="495194955">
+    <w:abstractNumId w:val="12"/>
+  </w:num>
+  <w:num w:numId="17" w16cid:durableId="1456100804">
+    <w:abstractNumId w:val="9"/>
+  </w:num>
+  <w:num w:numId="18" w16cid:durableId="1980725272">
+    <w:abstractNumId w:val="5"/>
+  </w:num>
+  <w:num w:numId="19" w16cid:durableId="1519464365">
+    <w:abstractNumId w:val="24"/>
+  </w:num>
+  <w:num w:numId="20" w16cid:durableId="856382951">
+    <w:abstractNumId w:val="25"/>
+  </w:num>
+  <w:num w:numId="21" w16cid:durableId="1210068956">
+    <w:abstractNumId w:val="19"/>
+  </w:num>
+  <w:num w:numId="22" w16cid:durableId="1402947884">
     <w:abstractNumId w:val="11"/>
   </w:num>
-  <w:num w:numId="17" w16cid:durableId="1456100804">
-    <w:abstractNumId w:val="8"/>
-  </w:num>
-  <w:num w:numId="18" w16cid:durableId="1980725272">
-    <w:abstractNumId w:val="4"/>
-  </w:num>
-  <w:num w:numId="19" w16cid:durableId="1519464365">
-    <w:abstractNumId w:val="23"/>
-  </w:num>
-  <w:num w:numId="20" w16cid:durableId="856382951">
-    <w:abstractNumId w:val="24"/>
-  </w:num>
-  <w:num w:numId="21" w16cid:durableId="1210068956">
-    <w:abstractNumId w:val="18"/>
-  </w:num>
-  <w:num w:numId="22" w16cid:durableId="1402947884">
+  <w:num w:numId="23" w16cid:durableId="1600790288">
     <w:abstractNumId w:val="10"/>
   </w:num>
-  <w:num w:numId="23" w16cid:durableId="1600790288">
-    <w:abstractNumId w:val="9"/>
-  </w:num>
   <w:num w:numId="24" w16cid:durableId="583608039">
-    <w:abstractNumId w:val="15"/>
+    <w:abstractNumId w:val="16"/>
   </w:num>
   <w:num w:numId="25" w16cid:durableId="1676615499">
+    <w:abstractNumId w:val="3"/>
+  </w:num>
+  <w:num w:numId="26" w16cid:durableId="1012147522">
     <w:abstractNumId w:val="2"/>
   </w:num>
 </w:numbering>

--- a/FSD MERN - Data Structures and Algorithms MARCH 2026 batch 1/FSD MERN - Data Structures and Algorithms - Day 5 - 04-04-2026.docx
+++ b/FSD MERN - Data Structures and Algorithms MARCH 2026 batch 1/FSD MERN - Data Structures and Algorithms - Day 5 - 04-04-2026.docx
@@ -87,6 +87,7 @@
         <w:t xml:space="preserve">In JS sort </w:t>
       </w:r>
       <w:proofErr w:type="spellStart"/>
+      <w:proofErr w:type="gramStart"/>
       <w:r>
         <w:rPr>
           <w:sz w:val="28"/>
@@ -96,6 +97,7 @@
         <w:t>pre defined</w:t>
       </w:r>
       <w:proofErr w:type="spellEnd"/>
+      <w:proofErr w:type="gramEnd"/>
       <w:r>
         <w:rPr>
           <w:sz w:val="28"/>
@@ -169,7 +171,25 @@
           <w:szCs w:val="28"/>
           <w:lang w:val="en-US"/>
         </w:rPr>
-        <w:t xml:space="preserve">Insertion sort : (for small chunk)  </w:t>
+        <w:t xml:space="preserve">Insertion </w:t>
+      </w:r>
+      <w:proofErr w:type="gramStart"/>
+      <w:r>
+        <w:rPr>
+          <w:sz w:val="28"/>
+          <w:szCs w:val="28"/>
+          <w:lang w:val="en-US"/>
+        </w:rPr>
+        <w:t>sort :</w:t>
+      </w:r>
+      <w:proofErr w:type="gramEnd"/>
+      <w:r>
+        <w:rPr>
+          <w:sz w:val="28"/>
+          <w:szCs w:val="28"/>
+          <w:lang w:val="en-US"/>
+        </w:rPr>
+        <w:t xml:space="preserve"> (for small chunk)  </w:t>
       </w:r>
     </w:p>
     <w:p>
@@ -322,7 +342,27 @@
           <w:highlight w:val="yellow"/>
           <w:lang w:val="en-US"/>
         </w:rPr>
-        <w:t xml:space="preserve">Merge sort </w:t>
+        <w:t xml:space="preserve">Merge </w:t>
+      </w:r>
+      <w:proofErr w:type="gramStart"/>
+      <w:r>
+        <w:rPr>
+          <w:sz w:val="28"/>
+          <w:szCs w:val="28"/>
+          <w:highlight w:val="yellow"/>
+          <w:lang w:val="en-US"/>
+        </w:rPr>
+        <w:t>sort</w:t>
+      </w:r>
+      <w:proofErr w:type="gramEnd"/>
+      <w:r>
+        <w:rPr>
+          <w:sz w:val="28"/>
+          <w:szCs w:val="28"/>
+          <w:highlight w:val="yellow"/>
+          <w:lang w:val="en-US"/>
+        </w:rPr>
+        <w:t xml:space="preserve"> </w:t>
       </w:r>
     </w:p>
     <w:p>
@@ -368,7 +408,25 @@
           <w:szCs w:val="28"/>
           <w:lang w:val="en-US"/>
         </w:rPr>
-        <w:t xml:space="preserve">Counting sort </w:t>
+        <w:t xml:space="preserve">Counting </w:t>
+      </w:r>
+      <w:proofErr w:type="gramStart"/>
+      <w:r>
+        <w:rPr>
+          <w:sz w:val="28"/>
+          <w:szCs w:val="28"/>
+          <w:lang w:val="en-US"/>
+        </w:rPr>
+        <w:t>sort</w:t>
+      </w:r>
+      <w:proofErr w:type="gramEnd"/>
+      <w:r>
+        <w:rPr>
+          <w:sz w:val="28"/>
+          <w:szCs w:val="28"/>
+          <w:lang w:val="en-US"/>
+        </w:rPr>
+        <w:t xml:space="preserve"> </w:t>
       </w:r>
     </w:p>
     <w:p>
@@ -440,15 +498,88 @@
           <w:highlight w:val="yellow"/>
           <w:lang w:val="en-US"/>
         </w:rPr>
-        <w:t>Bubble Sort</w:t>
-      </w:r>
-      <w:r>
-        <w:rPr>
-          <w:sz w:val="28"/>
-          <w:szCs w:val="28"/>
-          <w:lang w:val="en-US"/>
-        </w:rPr>
-        <w:t xml:space="preserve"> : In this sorting technique we repeatedly  compare adjacent  elements if element  in wrong position we swap that elements. </w:t>
+        <w:t xml:space="preserve">Bubble </w:t>
+      </w:r>
+      <w:proofErr w:type="gramStart"/>
+      <w:r>
+        <w:rPr>
+          <w:sz w:val="28"/>
+          <w:szCs w:val="28"/>
+          <w:highlight w:val="yellow"/>
+          <w:lang w:val="en-US"/>
+        </w:rPr>
+        <w:t>Sort</w:t>
+      </w:r>
+      <w:r>
+        <w:rPr>
+          <w:sz w:val="28"/>
+          <w:szCs w:val="28"/>
+          <w:lang w:val="en-US"/>
+        </w:rPr>
+        <w:t xml:space="preserve"> :</w:t>
+      </w:r>
+      <w:proofErr w:type="gramEnd"/>
+      <w:r>
+        <w:rPr>
+          <w:sz w:val="28"/>
+          <w:szCs w:val="28"/>
+          <w:lang w:val="en-US"/>
+        </w:rPr>
+        <w:t xml:space="preserve"> In this sorting technique we </w:t>
+      </w:r>
+      <w:proofErr w:type="gramStart"/>
+      <w:r>
+        <w:rPr>
+          <w:sz w:val="28"/>
+          <w:szCs w:val="28"/>
+          <w:lang w:val="en-US"/>
+        </w:rPr>
+        <w:t>repeatedly  compare</w:t>
+      </w:r>
+      <w:proofErr w:type="gramEnd"/>
+      <w:r>
+        <w:rPr>
+          <w:sz w:val="28"/>
+          <w:szCs w:val="28"/>
+          <w:lang w:val="en-US"/>
+        </w:rPr>
+        <w:t xml:space="preserve"> </w:t>
+      </w:r>
+      <w:proofErr w:type="gramStart"/>
+      <w:r>
+        <w:rPr>
+          <w:sz w:val="28"/>
+          <w:szCs w:val="28"/>
+          <w:lang w:val="en-US"/>
+        </w:rPr>
+        <w:t>adjacent  elements</w:t>
+      </w:r>
+      <w:proofErr w:type="gramEnd"/>
+      <w:r>
+        <w:rPr>
+          <w:sz w:val="28"/>
+          <w:szCs w:val="28"/>
+          <w:lang w:val="en-US"/>
+        </w:rPr>
+        <w:t xml:space="preserve"> if </w:t>
+      </w:r>
+      <w:proofErr w:type="gramStart"/>
+      <w:r>
+        <w:rPr>
+          <w:sz w:val="28"/>
+          <w:szCs w:val="28"/>
+          <w:lang w:val="en-US"/>
+        </w:rPr>
+        <w:t>element  in</w:t>
+      </w:r>
+      <w:proofErr w:type="gramEnd"/>
+      <w:r>
+        <w:rPr>
+          <w:sz w:val="28"/>
+          <w:szCs w:val="28"/>
+          <w:lang w:val="en-US"/>
+        </w:rPr>
+        <w:t xml:space="preserve"> wrong position we swap that elements. </w:t>
       </w:r>
     </w:p>
     <w:p>
@@ -526,7 +657,43 @@
           <w:szCs w:val="28"/>
           <w:lang w:val="en-US"/>
         </w:rPr>
-        <w:t xml:space="preserve">Compare current element with next element. </w:t>
+        <w:t xml:space="preserve">Compare current </w:t>
+      </w:r>
+      <w:proofErr w:type="gramStart"/>
+      <w:r>
+        <w:rPr>
+          <w:sz w:val="28"/>
+          <w:szCs w:val="28"/>
+          <w:lang w:val="en-US"/>
+        </w:rPr>
+        <w:t>element</w:t>
+      </w:r>
+      <w:proofErr w:type="gramEnd"/>
+      <w:r>
+        <w:rPr>
+          <w:sz w:val="28"/>
+          <w:szCs w:val="28"/>
+          <w:lang w:val="en-US"/>
+        </w:rPr>
+        <w:t xml:space="preserve"> with next </w:t>
+      </w:r>
+      <w:proofErr w:type="gramStart"/>
+      <w:r>
+        <w:rPr>
+          <w:sz w:val="28"/>
+          <w:szCs w:val="28"/>
+          <w:lang w:val="en-US"/>
+        </w:rPr>
+        <w:t>element</w:t>
+      </w:r>
+      <w:proofErr w:type="gramEnd"/>
+      <w:r>
+        <w:rPr>
+          <w:sz w:val="28"/>
+          <w:szCs w:val="28"/>
+          <w:lang w:val="en-US"/>
+        </w:rPr>
+        <w:t xml:space="preserve">. </w:t>
       </w:r>
     </w:p>
     <w:p>
@@ -548,7 +715,25 @@
           <w:szCs w:val="28"/>
           <w:lang w:val="en-US"/>
         </w:rPr>
-        <w:t xml:space="preserve">Swap if current element &gt; next element </w:t>
+        <w:t xml:space="preserve">Swap </w:t>
+      </w:r>
+      <w:proofErr w:type="gramStart"/>
+      <w:r>
+        <w:rPr>
+          <w:sz w:val="28"/>
+          <w:szCs w:val="28"/>
+          <w:lang w:val="en-US"/>
+        </w:rPr>
+        <w:t>if</w:t>
+      </w:r>
+      <w:proofErr w:type="gramEnd"/>
+      <w:r>
+        <w:rPr>
+          <w:sz w:val="28"/>
+          <w:szCs w:val="28"/>
+          <w:lang w:val="en-US"/>
+        </w:rPr>
+        <w:t xml:space="preserve"> current element &gt; next element </w:t>
       </w:r>
     </w:p>
     <w:p>
@@ -614,7 +799,43 @@
           <w:szCs w:val="28"/>
           <w:lang w:val="en-US"/>
         </w:rPr>
-        <w:t xml:space="preserve">Stop when no swap required or need. </w:t>
+        <w:t xml:space="preserve">Stop when no swap </w:t>
+      </w:r>
+      <w:proofErr w:type="gramStart"/>
+      <w:r>
+        <w:rPr>
+          <w:sz w:val="28"/>
+          <w:szCs w:val="28"/>
+          <w:lang w:val="en-US"/>
+        </w:rPr>
+        <w:t>required</w:t>
+      </w:r>
+      <w:proofErr w:type="gramEnd"/>
+      <w:r>
+        <w:rPr>
+          <w:sz w:val="28"/>
+          <w:szCs w:val="28"/>
+          <w:lang w:val="en-US"/>
+        </w:rPr>
+        <w:t xml:space="preserve"> or </w:t>
+      </w:r>
+      <w:proofErr w:type="gramStart"/>
+      <w:r>
+        <w:rPr>
+          <w:sz w:val="28"/>
+          <w:szCs w:val="28"/>
+          <w:lang w:val="en-US"/>
+        </w:rPr>
+        <w:t>need</w:t>
+      </w:r>
+      <w:proofErr w:type="gramEnd"/>
+      <w:r>
+        <w:rPr>
+          <w:sz w:val="28"/>
+          <w:szCs w:val="28"/>
+          <w:lang w:val="en-US"/>
+        </w:rPr>
+        <w:t xml:space="preserve">. </w:t>
       </w:r>
     </w:p>
     <w:p>
@@ -666,7 +887,25 @@
           <w:szCs w:val="28"/>
           <w:lang w:val="en-US"/>
         </w:rPr>
-        <w:t xml:space="preserve">We need 3 pass </w:t>
+        <w:t xml:space="preserve">We need 3 </w:t>
+      </w:r>
+      <w:proofErr w:type="gramStart"/>
+      <w:r>
+        <w:rPr>
+          <w:sz w:val="28"/>
+          <w:szCs w:val="28"/>
+          <w:lang w:val="en-US"/>
+        </w:rPr>
+        <w:t>pass</w:t>
+      </w:r>
+      <w:proofErr w:type="gramEnd"/>
+      <w:r>
+        <w:rPr>
+          <w:sz w:val="28"/>
+          <w:szCs w:val="28"/>
+          <w:lang w:val="en-US"/>
+        </w:rPr>
+        <w:t xml:space="preserve"> </w:t>
       </w:r>
     </w:p>
     <w:p>
@@ -685,7 +924,25 @@
           <w:lang w:val="en-US"/>
         </w:rPr>
         <w:lastRenderedPageBreak/>
-        <w:t>Pass 1 :[2,5,1,9]</w:t>
+        <w:t xml:space="preserve">Pass </w:t>
+      </w:r>
+      <w:proofErr w:type="gramStart"/>
+      <w:r>
+        <w:rPr>
+          <w:sz w:val="28"/>
+          <w:szCs w:val="28"/>
+          <w:lang w:val="en-US"/>
+        </w:rPr>
+        <w:t>1 :</w:t>
+      </w:r>
+      <w:proofErr w:type="gramEnd"/>
+      <w:r>
+        <w:rPr>
+          <w:sz w:val="28"/>
+          <w:szCs w:val="28"/>
+          <w:lang w:val="en-US"/>
+        </w:rPr>
+        <w:t>[2,5,1,9]</w:t>
       </w:r>
     </w:p>
     <w:p>
@@ -703,7 +960,25 @@
           <w:szCs w:val="28"/>
           <w:lang w:val="en-US"/>
         </w:rPr>
-        <w:t>Pass 2 : [2,1,5,9]</w:t>
+        <w:t xml:space="preserve">Pass </w:t>
+      </w:r>
+      <w:proofErr w:type="gramStart"/>
+      <w:r>
+        <w:rPr>
+          <w:sz w:val="28"/>
+          <w:szCs w:val="28"/>
+          <w:lang w:val="en-US"/>
+        </w:rPr>
+        <w:t>2 :</w:t>
+      </w:r>
+      <w:proofErr w:type="gramEnd"/>
+      <w:r>
+        <w:rPr>
+          <w:sz w:val="28"/>
+          <w:szCs w:val="28"/>
+          <w:lang w:val="en-US"/>
+        </w:rPr>
+        <w:t xml:space="preserve"> [2,1,5,9]</w:t>
       </w:r>
     </w:p>
     <w:p>
@@ -756,7 +1031,25 @@
           <w:szCs w:val="28"/>
           <w:lang w:val="en-US"/>
         </w:rPr>
-        <w:t>Time complexity : O(n</w:t>
+        <w:t xml:space="preserve">Time </w:t>
+      </w:r>
+      <w:proofErr w:type="gramStart"/>
+      <w:r>
+        <w:rPr>
+          <w:sz w:val="28"/>
+          <w:szCs w:val="28"/>
+          <w:lang w:val="en-US"/>
+        </w:rPr>
+        <w:t>complexity :</w:t>
+      </w:r>
+      <w:proofErr w:type="gramEnd"/>
+      <w:r>
+        <w:rPr>
+          <w:sz w:val="28"/>
+          <w:szCs w:val="28"/>
+          <w:lang w:val="en-US"/>
+        </w:rPr>
+        <w:t xml:space="preserve"> O(n</w:t>
       </w:r>
       <w:r>
         <w:rPr>
@@ -790,7 +1083,25 @@
           <w:szCs w:val="28"/>
           <w:lang w:val="en-US"/>
         </w:rPr>
-        <w:t>Space complexity :O(1)</w:t>
+        <w:t xml:space="preserve">Space complexity </w:t>
+      </w:r>
+      <w:proofErr w:type="gramStart"/>
+      <w:r>
+        <w:rPr>
+          <w:sz w:val="28"/>
+          <w:szCs w:val="28"/>
+          <w:lang w:val="en-US"/>
+        </w:rPr>
+        <w:t>:O(</w:t>
+      </w:r>
+      <w:proofErr w:type="gramEnd"/>
+      <w:r>
+        <w:rPr>
+          <w:sz w:val="28"/>
+          <w:szCs w:val="28"/>
+          <w:lang w:val="en-US"/>
+        </w:rPr>
+        <w:t>1)</w:t>
       </w:r>
     </w:p>
     <w:p>
@@ -835,7 +1146,25 @@
           <w:szCs w:val="28"/>
           <w:lang w:val="en-US"/>
         </w:rPr>
-        <w:t xml:space="preserve">Selector sort is type of sorting technique which select the minimum element from an array and places it in the correct position. </w:t>
+        <w:t xml:space="preserve">Selector sort is type of sorting technique which </w:t>
+      </w:r>
+      <w:proofErr w:type="gramStart"/>
+      <w:r>
+        <w:rPr>
+          <w:sz w:val="28"/>
+          <w:szCs w:val="28"/>
+          <w:lang w:val="en-US"/>
+        </w:rPr>
+        <w:t>select</w:t>
+      </w:r>
+      <w:proofErr w:type="gramEnd"/>
+      <w:r>
+        <w:rPr>
+          <w:sz w:val="28"/>
+          <w:szCs w:val="28"/>
+          <w:lang w:val="en-US"/>
+        </w:rPr>
+        <w:t xml:space="preserve"> the minimum element from an array and places it in the correct position. </w:t>
       </w:r>
     </w:p>
     <w:p>
@@ -918,7 +1247,25 @@
           <w:szCs w:val="28"/>
           <w:lang w:val="en-US"/>
         </w:rPr>
-        <w:t xml:space="preserve">Then swap with current index position. If condition true. </w:t>
+        <w:t xml:space="preserve">Then swap with current index position. If condition </w:t>
+      </w:r>
+      <w:proofErr w:type="gramStart"/>
+      <w:r>
+        <w:rPr>
+          <w:sz w:val="28"/>
+          <w:szCs w:val="28"/>
+          <w:lang w:val="en-US"/>
+        </w:rPr>
+        <w:t>true</w:t>
+      </w:r>
+      <w:proofErr w:type="gramEnd"/>
+      <w:r>
+        <w:rPr>
+          <w:sz w:val="28"/>
+          <w:szCs w:val="28"/>
+          <w:lang w:val="en-US"/>
+        </w:rPr>
+        <w:t xml:space="preserve">. </w:t>
       </w:r>
     </w:p>
     <w:p>
@@ -1103,7 +1450,25 @@
           <w:szCs w:val="28"/>
           <w:lang w:val="en-US"/>
         </w:rPr>
-        <w:t>Time complexity : O(n</w:t>
+        <w:t xml:space="preserve">Time </w:t>
+      </w:r>
+      <w:proofErr w:type="gramStart"/>
+      <w:r>
+        <w:rPr>
+          <w:sz w:val="28"/>
+          <w:szCs w:val="28"/>
+          <w:lang w:val="en-US"/>
+        </w:rPr>
+        <w:t>complexity :</w:t>
+      </w:r>
+      <w:proofErr w:type="gramEnd"/>
+      <w:r>
+        <w:rPr>
+          <w:sz w:val="28"/>
+          <w:szCs w:val="28"/>
+          <w:lang w:val="en-US"/>
+        </w:rPr>
+        <w:t xml:space="preserve"> O(n</w:t>
       </w:r>
       <w:r>
         <w:rPr>
@@ -1137,24 +1502,114 @@
           <w:szCs w:val="28"/>
           <w:lang w:val="en-US"/>
         </w:rPr>
-        <w:t>Space complexity :O(1)</w:t>
-      </w:r>
-    </w:p>
-    <w:p>
-      <w:pPr>
-        <w:rPr>
-          <w:sz w:val="28"/>
-          <w:szCs w:val="28"/>
-          <w:lang w:val="en-US"/>
-        </w:rPr>
-      </w:pPr>
-      <w:r>
-        <w:rPr>
-          <w:sz w:val="28"/>
-          <w:szCs w:val="28"/>
-          <w:lang w:val="en-US"/>
-        </w:rPr>
-        <w:t xml:space="preserve">In this sort number swap are less compare to bubble sort. </w:t>
+        <w:t xml:space="preserve">Space complexity </w:t>
+      </w:r>
+      <w:proofErr w:type="gramStart"/>
+      <w:r>
+        <w:rPr>
+          <w:sz w:val="28"/>
+          <w:szCs w:val="28"/>
+          <w:lang w:val="en-US"/>
+        </w:rPr>
+        <w:t>:O(</w:t>
+      </w:r>
+      <w:proofErr w:type="gramEnd"/>
+      <w:r>
+        <w:rPr>
+          <w:sz w:val="28"/>
+          <w:szCs w:val="28"/>
+          <w:lang w:val="en-US"/>
+        </w:rPr>
+        <w:t>1)</w:t>
+      </w:r>
+    </w:p>
+    <w:p>
+      <w:pPr>
+        <w:rPr>
+          <w:sz w:val="28"/>
+          <w:szCs w:val="28"/>
+          <w:lang w:val="en-US"/>
+        </w:rPr>
+      </w:pPr>
+      <w:r>
+        <w:rPr>
+          <w:sz w:val="28"/>
+          <w:szCs w:val="28"/>
+          <w:lang w:val="en-US"/>
+        </w:rPr>
+        <w:t xml:space="preserve">In this </w:t>
+      </w:r>
+      <w:proofErr w:type="gramStart"/>
+      <w:r>
+        <w:rPr>
+          <w:sz w:val="28"/>
+          <w:szCs w:val="28"/>
+          <w:lang w:val="en-US"/>
+        </w:rPr>
+        <w:t>sort</w:t>
+      </w:r>
+      <w:proofErr w:type="gramEnd"/>
+      <w:r>
+        <w:rPr>
+          <w:sz w:val="28"/>
+          <w:szCs w:val="28"/>
+          <w:lang w:val="en-US"/>
+        </w:rPr>
+        <w:t xml:space="preserve"> number </w:t>
+      </w:r>
+      <w:proofErr w:type="gramStart"/>
+      <w:r>
+        <w:rPr>
+          <w:sz w:val="28"/>
+          <w:szCs w:val="28"/>
+          <w:lang w:val="en-US"/>
+        </w:rPr>
+        <w:t>swap</w:t>
+      </w:r>
+      <w:proofErr w:type="gramEnd"/>
+      <w:r>
+        <w:rPr>
+          <w:sz w:val="28"/>
+          <w:szCs w:val="28"/>
+          <w:lang w:val="en-US"/>
+        </w:rPr>
+        <w:t xml:space="preserve"> </w:t>
+      </w:r>
+      <w:proofErr w:type="gramStart"/>
+      <w:r>
+        <w:rPr>
+          <w:sz w:val="28"/>
+          <w:szCs w:val="28"/>
+          <w:lang w:val="en-US"/>
+        </w:rPr>
+        <w:t>are</w:t>
+      </w:r>
+      <w:proofErr w:type="gramEnd"/>
+      <w:r>
+        <w:rPr>
+          <w:sz w:val="28"/>
+          <w:szCs w:val="28"/>
+          <w:lang w:val="en-US"/>
+        </w:rPr>
+        <w:t xml:space="preserve"> less </w:t>
+      </w:r>
+      <w:proofErr w:type="gramStart"/>
+      <w:r>
+        <w:rPr>
+          <w:sz w:val="28"/>
+          <w:szCs w:val="28"/>
+          <w:lang w:val="en-US"/>
+        </w:rPr>
+        <w:t>compare</w:t>
+      </w:r>
+      <w:proofErr w:type="gramEnd"/>
+      <w:r>
+        <w:rPr>
+          <w:sz w:val="28"/>
+          <w:szCs w:val="28"/>
+          <w:lang w:val="en-US"/>
+        </w:rPr>
+        <w:t xml:space="preserve"> to bubble sort. </w:t>
       </w:r>
     </w:p>
     <w:p>
@@ -1373,33 +1828,105 @@
           <w:szCs w:val="28"/>
           <w:lang w:val="en-US"/>
         </w:rPr>
-        <w:t>Input or Data : [5,2,4,6]</w:t>
-      </w:r>
-    </w:p>
-    <w:p>
-      <w:pPr>
-        <w:rPr>
-          <w:sz w:val="28"/>
-          <w:szCs w:val="28"/>
-          <w:lang w:val="en-US"/>
-        </w:rPr>
-      </w:pPr>
-    </w:p>
-    <w:p>
-      <w:pPr>
-        <w:rPr>
-          <w:sz w:val="28"/>
-          <w:szCs w:val="28"/>
-          <w:lang w:val="en-US"/>
-        </w:rPr>
-      </w:pPr>
-      <w:r>
-        <w:rPr>
-          <w:sz w:val="28"/>
-          <w:szCs w:val="28"/>
-          <w:lang w:val="en-US"/>
-        </w:rPr>
-        <w:t>Step 1 : (Insert 2 ) compare 2 and 5 : -</w:t>
+        <w:t xml:space="preserve">Input or </w:t>
+      </w:r>
+      <w:proofErr w:type="gramStart"/>
+      <w:r>
+        <w:rPr>
+          <w:sz w:val="28"/>
+          <w:szCs w:val="28"/>
+          <w:lang w:val="en-US"/>
+        </w:rPr>
+        <w:t>Data :</w:t>
+      </w:r>
+      <w:proofErr w:type="gramEnd"/>
+      <w:r>
+        <w:rPr>
+          <w:sz w:val="28"/>
+          <w:szCs w:val="28"/>
+          <w:lang w:val="en-US"/>
+        </w:rPr>
+        <w:t xml:space="preserve"> [5,2,4,6]</w:t>
+      </w:r>
+    </w:p>
+    <w:p>
+      <w:pPr>
+        <w:rPr>
+          <w:sz w:val="28"/>
+          <w:szCs w:val="28"/>
+          <w:lang w:val="en-US"/>
+        </w:rPr>
+      </w:pPr>
+    </w:p>
+    <w:p>
+      <w:pPr>
+        <w:rPr>
+          <w:sz w:val="28"/>
+          <w:szCs w:val="28"/>
+          <w:lang w:val="en-US"/>
+        </w:rPr>
+      </w:pPr>
+      <w:r>
+        <w:rPr>
+          <w:sz w:val="28"/>
+          <w:szCs w:val="28"/>
+          <w:lang w:val="en-US"/>
+        </w:rPr>
+        <w:t xml:space="preserve">Step </w:t>
+      </w:r>
+      <w:proofErr w:type="gramStart"/>
+      <w:r>
+        <w:rPr>
+          <w:sz w:val="28"/>
+          <w:szCs w:val="28"/>
+          <w:lang w:val="en-US"/>
+        </w:rPr>
+        <w:t>1 :</w:t>
+      </w:r>
+      <w:proofErr w:type="gramEnd"/>
+      <w:r>
+        <w:rPr>
+          <w:sz w:val="28"/>
+          <w:szCs w:val="28"/>
+          <w:lang w:val="en-US"/>
+        </w:rPr>
+        <w:t xml:space="preserve"> (Insert </w:t>
+      </w:r>
+      <w:proofErr w:type="gramStart"/>
+      <w:r>
+        <w:rPr>
+          <w:sz w:val="28"/>
+          <w:szCs w:val="28"/>
+          <w:lang w:val="en-US"/>
+        </w:rPr>
+        <w:t>2 )</w:t>
+      </w:r>
+      <w:proofErr w:type="gramEnd"/>
+      <w:r>
+        <w:rPr>
+          <w:sz w:val="28"/>
+          <w:szCs w:val="28"/>
+          <w:lang w:val="en-US"/>
+        </w:rPr>
+        <w:t xml:space="preserve"> compare 2 and </w:t>
+      </w:r>
+      <w:proofErr w:type="gramStart"/>
+      <w:r>
+        <w:rPr>
+          <w:sz w:val="28"/>
+          <w:szCs w:val="28"/>
+          <w:lang w:val="en-US"/>
+        </w:rPr>
+        <w:t>5 :</w:t>
+      </w:r>
+      <w:proofErr w:type="gramEnd"/>
+      <w:r>
+        <w:rPr>
+          <w:sz w:val="28"/>
+          <w:szCs w:val="28"/>
+          <w:lang w:val="en-US"/>
+        </w:rPr>
+        <w:t xml:space="preserve"> -</w:t>
       </w:r>
       <w:r>
         <w:rPr>
@@ -1448,7 +1975,16 @@
           <w:szCs w:val="28"/>
           <w:lang w:val="en-US"/>
         </w:rPr>
-        <w:t xml:space="preserve">Step 2: </w:t>
+        <w:t>Step 2</w:t>
+      </w:r>
+      <w:proofErr w:type="gramStart"/>
+      <w:r>
+        <w:rPr>
+          <w:sz w:val="28"/>
+          <w:szCs w:val="28"/>
+          <w:lang w:val="en-US"/>
+        </w:rPr>
+        <w:t xml:space="preserve">: </w:t>
       </w:r>
       <w:r>
         <w:rPr>
@@ -1464,7 +2000,16 @@
           <w:szCs w:val="28"/>
           <w:lang w:val="en-US"/>
         </w:rPr>
-        <w:t>(insert 4) compare 4 and 5</w:t>
+        <w:t>(</w:t>
+      </w:r>
+      <w:proofErr w:type="gramEnd"/>
+      <w:r>
+        <w:rPr>
+          <w:sz w:val="28"/>
+          <w:szCs w:val="28"/>
+          <w:lang w:val="en-US"/>
+        </w:rPr>
+        <w:t>insert 4) compare 4 and 5</w:t>
       </w:r>
       <w:r>
         <w:rPr>
@@ -1513,7 +2058,25 @@
           <w:szCs w:val="28"/>
           <w:lang w:val="en-US"/>
         </w:rPr>
-        <w:t>Step 3 : (insert 6) compare 5 and 6</w:t>
+        <w:t xml:space="preserve">Step </w:t>
+      </w:r>
+      <w:proofErr w:type="gramStart"/>
+      <w:r>
+        <w:rPr>
+          <w:sz w:val="28"/>
+          <w:szCs w:val="28"/>
+          <w:lang w:val="en-US"/>
+        </w:rPr>
+        <w:t>3 :</w:t>
+      </w:r>
+      <w:proofErr w:type="gramEnd"/>
+      <w:r>
+        <w:rPr>
+          <w:sz w:val="28"/>
+          <w:szCs w:val="28"/>
+          <w:lang w:val="en-US"/>
+        </w:rPr>
+        <w:t xml:space="preserve"> (insert 6) compare 5 and 6</w:t>
       </w:r>
       <w:r>
         <w:rPr>
@@ -1573,7 +2136,43 @@
           <w:szCs w:val="28"/>
           <w:lang w:val="en-US"/>
         </w:rPr>
-        <w:t xml:space="preserve">Merge sort is a type of sorting technique which use divide and conquer rule. </w:t>
+        <w:t xml:space="preserve">Merge sort is a type of sorting technique which </w:t>
+      </w:r>
+      <w:proofErr w:type="gramStart"/>
+      <w:r>
+        <w:rPr>
+          <w:sz w:val="28"/>
+          <w:szCs w:val="28"/>
+          <w:lang w:val="en-US"/>
+        </w:rPr>
+        <w:t>use</w:t>
+      </w:r>
+      <w:proofErr w:type="gramEnd"/>
+      <w:r>
+        <w:rPr>
+          <w:sz w:val="28"/>
+          <w:szCs w:val="28"/>
+          <w:lang w:val="en-US"/>
+        </w:rPr>
+        <w:t xml:space="preserve"> divide and conquer </w:t>
+      </w:r>
+      <w:proofErr w:type="gramStart"/>
+      <w:r>
+        <w:rPr>
+          <w:sz w:val="28"/>
+          <w:szCs w:val="28"/>
+          <w:lang w:val="en-US"/>
+        </w:rPr>
+        <w:t>rule</w:t>
+      </w:r>
+      <w:proofErr w:type="gramEnd"/>
+      <w:r>
+        <w:rPr>
+          <w:sz w:val="28"/>
+          <w:szCs w:val="28"/>
+          <w:lang w:val="en-US"/>
+        </w:rPr>
+        <w:t xml:space="preserve">. </w:t>
       </w:r>
     </w:p>
     <w:p>
@@ -1629,7 +2228,25 @@
           <w:szCs w:val="28"/>
           <w:lang w:val="en-US"/>
         </w:rPr>
-        <w:t xml:space="preserve">Divided the array into halves till each array hold one or zero elements. </w:t>
+        <w:t xml:space="preserve">Divided the array into halves till each array </w:t>
+      </w:r>
+      <w:proofErr w:type="gramStart"/>
+      <w:r>
+        <w:rPr>
+          <w:sz w:val="28"/>
+          <w:szCs w:val="28"/>
+          <w:lang w:val="en-US"/>
+        </w:rPr>
+        <w:t>hold</w:t>
+      </w:r>
+      <w:proofErr w:type="gramEnd"/>
+      <w:r>
+        <w:rPr>
+          <w:sz w:val="28"/>
+          <w:szCs w:val="28"/>
+          <w:lang w:val="en-US"/>
+        </w:rPr>
+        <w:t xml:space="preserve"> one or zero elements. </w:t>
       </w:r>
     </w:p>
     <w:p>
@@ -1779,7 +2396,25 @@
           <w:szCs w:val="28"/>
           <w:lang w:val="en-US"/>
         </w:rPr>
-        <w:t>Data or Input : [8,3,5,2]</w:t>
+        <w:t xml:space="preserve">Data or </w:t>
+      </w:r>
+      <w:proofErr w:type="gramStart"/>
+      <w:r>
+        <w:rPr>
+          <w:sz w:val="28"/>
+          <w:szCs w:val="28"/>
+          <w:lang w:val="en-US"/>
+        </w:rPr>
+        <w:t>Input :</w:t>
+      </w:r>
+      <w:proofErr w:type="gramEnd"/>
+      <w:r>
+        <w:rPr>
+          <w:sz w:val="28"/>
+          <w:szCs w:val="28"/>
+          <w:lang w:val="en-US"/>
+        </w:rPr>
+        <w:t xml:space="preserve"> [8,3,5,2]</w:t>
       </w:r>
     </w:p>
     <w:p>
@@ -1832,7 +2467,25 @@
           <w:lang w:val="en-US"/>
         </w:rPr>
         <w:tab/>
-        <w:t>Left array : [8,3]</w:t>
+        <w:t xml:space="preserve">Left </w:t>
+      </w:r>
+      <w:proofErr w:type="gramStart"/>
+      <w:r>
+        <w:rPr>
+          <w:sz w:val="28"/>
+          <w:szCs w:val="28"/>
+          <w:lang w:val="en-US"/>
+        </w:rPr>
+        <w:t>array :</w:t>
+      </w:r>
+      <w:proofErr w:type="gramEnd"/>
+      <w:r>
+        <w:rPr>
+          <w:sz w:val="28"/>
+          <w:szCs w:val="28"/>
+          <w:lang w:val="en-US"/>
+        </w:rPr>
+        <w:t xml:space="preserve"> [8,3]</w:t>
       </w:r>
     </w:p>
     <w:p>
@@ -1882,7 +2535,25 @@
           <w:lang w:val="en-US"/>
         </w:rPr>
         <w:tab/>
-        <w:t>Left array : [8]</w:t>
+        <w:t xml:space="preserve">Left </w:t>
+      </w:r>
+      <w:proofErr w:type="gramStart"/>
+      <w:r>
+        <w:rPr>
+          <w:sz w:val="28"/>
+          <w:szCs w:val="28"/>
+          <w:lang w:val="en-US"/>
+        </w:rPr>
+        <w:t>array :</w:t>
+      </w:r>
+      <w:proofErr w:type="gramEnd"/>
+      <w:r>
+        <w:rPr>
+          <w:sz w:val="28"/>
+          <w:szCs w:val="28"/>
+          <w:lang w:val="en-US"/>
+        </w:rPr>
+        <w:t xml:space="preserve"> [8]</w:t>
       </w:r>
     </w:p>
     <w:p>
@@ -1932,7 +2603,25 @@
           <w:lang w:val="en-US"/>
         </w:rPr>
         <w:tab/>
-        <w:t>Right array : [3]</w:t>
+        <w:t xml:space="preserve">Right </w:t>
+      </w:r>
+      <w:proofErr w:type="gramStart"/>
+      <w:r>
+        <w:rPr>
+          <w:sz w:val="28"/>
+          <w:szCs w:val="28"/>
+          <w:lang w:val="en-US"/>
+        </w:rPr>
+        <w:t>array :</w:t>
+      </w:r>
+      <w:proofErr w:type="gramEnd"/>
+      <w:r>
+        <w:rPr>
+          <w:sz w:val="28"/>
+          <w:szCs w:val="28"/>
+          <w:lang w:val="en-US"/>
+        </w:rPr>
+        <w:t xml:space="preserve"> [3]</w:t>
       </w:r>
     </w:p>
     <w:p>
@@ -1967,7 +2656,25 @@
           <w:lang w:val="en-US"/>
         </w:rPr>
         <w:tab/>
-        <w:t>Right array : [5,2]</w:t>
+        <w:t xml:space="preserve">Right </w:t>
+      </w:r>
+      <w:proofErr w:type="gramStart"/>
+      <w:r>
+        <w:rPr>
+          <w:sz w:val="28"/>
+          <w:szCs w:val="28"/>
+          <w:lang w:val="en-US"/>
+        </w:rPr>
+        <w:t>array :</w:t>
+      </w:r>
+      <w:proofErr w:type="gramEnd"/>
+      <w:r>
+        <w:rPr>
+          <w:sz w:val="28"/>
+          <w:szCs w:val="28"/>
+          <w:lang w:val="en-US"/>
+        </w:rPr>
+        <w:t xml:space="preserve"> [5,2]</w:t>
       </w:r>
     </w:p>
     <w:p>
@@ -2017,7 +2724,25 @@
           <w:lang w:val="en-US"/>
         </w:rPr>
         <w:tab/>
-        <w:t>Left array : [5]</w:t>
+        <w:t xml:space="preserve">Left </w:t>
+      </w:r>
+      <w:proofErr w:type="gramStart"/>
+      <w:r>
+        <w:rPr>
+          <w:sz w:val="28"/>
+          <w:szCs w:val="28"/>
+          <w:lang w:val="en-US"/>
+        </w:rPr>
+        <w:t>array :</w:t>
+      </w:r>
+      <w:proofErr w:type="gramEnd"/>
+      <w:r>
+        <w:rPr>
+          <w:sz w:val="28"/>
+          <w:szCs w:val="28"/>
+          <w:lang w:val="en-US"/>
+        </w:rPr>
+        <w:t xml:space="preserve"> [5]</w:t>
       </w:r>
     </w:p>
     <w:p>
@@ -2067,7 +2792,25 @@
           <w:lang w:val="en-US"/>
         </w:rPr>
         <w:tab/>
-        <w:t>Right array : [2]</w:t>
+        <w:t xml:space="preserve">Right </w:t>
+      </w:r>
+      <w:proofErr w:type="gramStart"/>
+      <w:r>
+        <w:rPr>
+          <w:sz w:val="28"/>
+          <w:szCs w:val="28"/>
+          <w:lang w:val="en-US"/>
+        </w:rPr>
+        <w:t>array :</w:t>
+      </w:r>
+      <w:proofErr w:type="gramEnd"/>
+      <w:r>
+        <w:rPr>
+          <w:sz w:val="28"/>
+          <w:szCs w:val="28"/>
+          <w:lang w:val="en-US"/>
+        </w:rPr>
+        <w:t xml:space="preserve"> [2]</w:t>
       </w:r>
     </w:p>
     <w:p>
@@ -2104,7 +2847,25 @@
           <w:lang w:val="en-US"/>
         </w:rPr>
         <w:tab/>
-        <w:t>Compare 3 and 2 , 3 and 5, 8 and 2, 8 and 5</w:t>
+        <w:t xml:space="preserve">Compare 3 and </w:t>
+      </w:r>
+      <w:proofErr w:type="gramStart"/>
+      <w:r>
+        <w:rPr>
+          <w:sz w:val="28"/>
+          <w:szCs w:val="28"/>
+          <w:lang w:val="en-US"/>
+        </w:rPr>
+        <w:t>2 ,</w:t>
+      </w:r>
+      <w:proofErr w:type="gramEnd"/>
+      <w:r>
+        <w:rPr>
+          <w:sz w:val="28"/>
+          <w:szCs w:val="28"/>
+          <w:lang w:val="en-US"/>
+        </w:rPr>
+        <w:t xml:space="preserve"> 3 and 5, 8 and 2, 8 and 5</w:t>
       </w:r>
     </w:p>
     <w:p>
@@ -2123,7 +2884,25 @@
           <w:lang w:val="en-US"/>
         </w:rPr>
         <w:tab/>
-        <w:t xml:space="preserve">After final merge </w:t>
+        <w:t xml:space="preserve">After final </w:t>
+      </w:r>
+      <w:proofErr w:type="gramStart"/>
+      <w:r>
+        <w:rPr>
+          <w:sz w:val="28"/>
+          <w:szCs w:val="28"/>
+          <w:lang w:val="en-US"/>
+        </w:rPr>
+        <w:t>merge</w:t>
+      </w:r>
+      <w:proofErr w:type="gramEnd"/>
+      <w:r>
+        <w:rPr>
+          <w:sz w:val="28"/>
+          <w:szCs w:val="28"/>
+          <w:lang w:val="en-US"/>
+        </w:rPr>
+        <w:t xml:space="preserve"> </w:t>
       </w:r>
     </w:p>
     <w:p>
@@ -2231,15 +3010,80 @@
           <w:highlight w:val="yellow"/>
           <w:lang w:val="en-US"/>
         </w:rPr>
-        <w:t>Quick sort :</w:t>
-      </w:r>
-      <w:r>
-        <w:rPr>
-          <w:sz w:val="28"/>
-          <w:szCs w:val="28"/>
-          <w:lang w:val="en-US"/>
-        </w:rPr>
-        <w:t xml:space="preserve"> Quick sort is a type of sorting technique which use divided and conquer rule. In this sort divide base upon pivot value and compare each element with pivot value and do the partitioning the array around it. </w:t>
+        <w:t xml:space="preserve">Quick </w:t>
+      </w:r>
+      <w:proofErr w:type="gramStart"/>
+      <w:r>
+        <w:rPr>
+          <w:sz w:val="28"/>
+          <w:szCs w:val="28"/>
+          <w:highlight w:val="yellow"/>
+          <w:lang w:val="en-US"/>
+        </w:rPr>
+        <w:t>sort :</w:t>
+      </w:r>
+      <w:proofErr w:type="gramEnd"/>
+      <w:r>
+        <w:rPr>
+          <w:sz w:val="28"/>
+          <w:szCs w:val="28"/>
+          <w:lang w:val="en-US"/>
+        </w:rPr>
+        <w:t xml:space="preserve"> Quick sort is a type of sorting technique which </w:t>
+      </w:r>
+      <w:proofErr w:type="gramStart"/>
+      <w:r>
+        <w:rPr>
+          <w:sz w:val="28"/>
+          <w:szCs w:val="28"/>
+          <w:lang w:val="en-US"/>
+        </w:rPr>
+        <w:t>use</w:t>
+      </w:r>
+      <w:proofErr w:type="gramEnd"/>
+      <w:r>
+        <w:rPr>
+          <w:sz w:val="28"/>
+          <w:szCs w:val="28"/>
+          <w:lang w:val="en-US"/>
+        </w:rPr>
+        <w:t xml:space="preserve"> divided and conquer </w:t>
+      </w:r>
+      <w:proofErr w:type="gramStart"/>
+      <w:r>
+        <w:rPr>
+          <w:sz w:val="28"/>
+          <w:szCs w:val="28"/>
+          <w:lang w:val="en-US"/>
+        </w:rPr>
+        <w:t>rule</w:t>
+      </w:r>
+      <w:proofErr w:type="gramEnd"/>
+      <w:r>
+        <w:rPr>
+          <w:sz w:val="28"/>
+          <w:szCs w:val="28"/>
+          <w:lang w:val="en-US"/>
+        </w:rPr>
+        <w:t xml:space="preserve">. In this </w:t>
+      </w:r>
+      <w:proofErr w:type="gramStart"/>
+      <w:r>
+        <w:rPr>
+          <w:sz w:val="28"/>
+          <w:szCs w:val="28"/>
+          <w:lang w:val="en-US"/>
+        </w:rPr>
+        <w:t>sort</w:t>
+      </w:r>
+      <w:proofErr w:type="gramEnd"/>
+      <w:r>
+        <w:rPr>
+          <w:sz w:val="28"/>
+          <w:szCs w:val="28"/>
+          <w:lang w:val="en-US"/>
+        </w:rPr>
+        <w:t xml:space="preserve"> divide base upon pivot value and compare each element with pivot value and do the partitioning the array around it. </w:t>
       </w:r>
     </w:p>
     <w:p>
@@ -2257,7 +3101,25 @@
           <w:szCs w:val="28"/>
           <w:lang w:val="en-US"/>
         </w:rPr>
-        <w:t xml:space="preserve">Pivot value can be 0 index position  or last index position or middle index position or random index position. </w:t>
+        <w:t xml:space="preserve">Pivot value can be 0 index </w:t>
+      </w:r>
+      <w:proofErr w:type="gramStart"/>
+      <w:r>
+        <w:rPr>
+          <w:sz w:val="28"/>
+          <w:szCs w:val="28"/>
+          <w:lang w:val="en-US"/>
+        </w:rPr>
+        <w:t>position  or</w:t>
+      </w:r>
+      <w:proofErr w:type="gramEnd"/>
+      <w:r>
+        <w:rPr>
+          <w:sz w:val="28"/>
+          <w:szCs w:val="28"/>
+          <w:lang w:val="en-US"/>
+        </w:rPr>
+        <w:t xml:space="preserve"> last index position or middle index position or random index position. </w:t>
       </w:r>
     </w:p>
     <w:p>
@@ -2347,7 +3209,25 @@
           <w:szCs w:val="28"/>
           <w:lang w:val="en-US"/>
         </w:rPr>
-        <w:t xml:space="preserve">Divided the value base on pivot value in left and right halves </w:t>
+        <w:t xml:space="preserve">Divided the value </w:t>
+      </w:r>
+      <w:proofErr w:type="gramStart"/>
+      <w:r>
+        <w:rPr>
+          <w:sz w:val="28"/>
+          <w:szCs w:val="28"/>
+          <w:lang w:val="en-US"/>
+        </w:rPr>
+        <w:t>base</w:t>
+      </w:r>
+      <w:proofErr w:type="gramEnd"/>
+      <w:r>
+        <w:rPr>
+          <w:sz w:val="28"/>
+          <w:szCs w:val="28"/>
+          <w:lang w:val="en-US"/>
+        </w:rPr>
+        <w:t xml:space="preserve"> on pivot value in left and right halves </w:t>
       </w:r>
     </w:p>
     <w:p>
@@ -2369,7 +3249,25 @@
           <w:szCs w:val="28"/>
           <w:lang w:val="en-US"/>
         </w:rPr>
-        <w:t xml:space="preserve">Then merge it . </w:t>
+        <w:t xml:space="preserve">Then merge </w:t>
+      </w:r>
+      <w:proofErr w:type="gramStart"/>
+      <w:r>
+        <w:rPr>
+          <w:sz w:val="28"/>
+          <w:szCs w:val="28"/>
+          <w:lang w:val="en-US"/>
+        </w:rPr>
+        <w:t>it .</w:t>
+      </w:r>
+      <w:proofErr w:type="gramEnd"/>
+      <w:r>
+        <w:rPr>
+          <w:sz w:val="28"/>
+          <w:szCs w:val="28"/>
+          <w:lang w:val="en-US"/>
+        </w:rPr>
+        <w:t xml:space="preserve"> </w:t>
       </w:r>
     </w:p>
     <w:p>
@@ -2397,7 +3295,25 @@
           <w:szCs w:val="28"/>
           <w:lang w:val="en-US"/>
         </w:rPr>
-        <w:t>Date or input : [5,2,9,1]</w:t>
+        <w:t xml:space="preserve">Date or </w:t>
+      </w:r>
+      <w:proofErr w:type="gramStart"/>
+      <w:r>
+        <w:rPr>
+          <w:sz w:val="28"/>
+          <w:szCs w:val="28"/>
+          <w:lang w:val="en-US"/>
+        </w:rPr>
+        <w:t>input :</w:t>
+      </w:r>
+      <w:proofErr w:type="gramEnd"/>
+      <w:r>
+        <w:rPr>
+          <w:sz w:val="28"/>
+          <w:szCs w:val="28"/>
+          <w:lang w:val="en-US"/>
+        </w:rPr>
+        <w:t xml:space="preserve"> [5,2,9,1]</w:t>
       </w:r>
     </w:p>
     <w:p>
@@ -2415,7 +3331,25 @@
           <w:szCs w:val="28"/>
           <w:lang w:val="en-US"/>
         </w:rPr>
-        <w:t xml:space="preserve">Step 1 : </w:t>
+        <w:t xml:space="preserve">Step </w:t>
+      </w:r>
+      <w:proofErr w:type="gramStart"/>
+      <w:r>
+        <w:rPr>
+          <w:sz w:val="28"/>
+          <w:szCs w:val="28"/>
+          <w:lang w:val="en-US"/>
+        </w:rPr>
+        <w:t>1 :</w:t>
+      </w:r>
+      <w:proofErr w:type="gramEnd"/>
+      <w:r>
+        <w:rPr>
+          <w:sz w:val="28"/>
+          <w:szCs w:val="28"/>
+          <w:lang w:val="en-US"/>
+        </w:rPr>
+        <w:t xml:space="preserve"> </w:t>
       </w:r>
     </w:p>
     <w:p>
@@ -2469,7 +3403,25 @@
           <w:szCs w:val="28"/>
           <w:lang w:val="en-US"/>
         </w:rPr>
-        <w:t>Left array : [2,1]</w:t>
+        <w:t xml:space="preserve">Left </w:t>
+      </w:r>
+      <w:proofErr w:type="gramStart"/>
+      <w:r>
+        <w:rPr>
+          <w:sz w:val="28"/>
+          <w:szCs w:val="28"/>
+          <w:lang w:val="en-US"/>
+        </w:rPr>
+        <w:t>array :</w:t>
+      </w:r>
+      <w:proofErr w:type="gramEnd"/>
+      <w:r>
+        <w:rPr>
+          <w:sz w:val="28"/>
+          <w:szCs w:val="28"/>
+          <w:lang w:val="en-US"/>
+        </w:rPr>
+        <w:t xml:space="preserve"> [2,1]</w:t>
       </w:r>
     </w:p>
     <w:p>
@@ -2487,7 +3439,25 @@
           <w:szCs w:val="28"/>
           <w:lang w:val="en-US"/>
         </w:rPr>
-        <w:t>Right array : [9]</w:t>
+        <w:t xml:space="preserve">Right </w:t>
+      </w:r>
+      <w:proofErr w:type="gramStart"/>
+      <w:r>
+        <w:rPr>
+          <w:sz w:val="28"/>
+          <w:szCs w:val="28"/>
+          <w:lang w:val="en-US"/>
+        </w:rPr>
+        <w:t>array :</w:t>
+      </w:r>
+      <w:proofErr w:type="gramEnd"/>
+      <w:r>
+        <w:rPr>
+          <w:sz w:val="28"/>
+          <w:szCs w:val="28"/>
+          <w:lang w:val="en-US"/>
+        </w:rPr>
+        <w:t xml:space="preserve"> [9]</w:t>
       </w:r>
     </w:p>
     <w:p>
@@ -2505,7 +3475,43 @@
           <w:szCs w:val="28"/>
           <w:lang w:val="en-US"/>
         </w:rPr>
-        <w:t xml:space="preserve">Step 3 : recursively we need to sort in left array and right array </w:t>
+        <w:t xml:space="preserve">Step </w:t>
+      </w:r>
+      <w:proofErr w:type="gramStart"/>
+      <w:r>
+        <w:rPr>
+          <w:sz w:val="28"/>
+          <w:szCs w:val="28"/>
+          <w:lang w:val="en-US"/>
+        </w:rPr>
+        <w:t>3 :</w:t>
+      </w:r>
+      <w:proofErr w:type="gramEnd"/>
+      <w:r>
+        <w:rPr>
+          <w:sz w:val="28"/>
+          <w:szCs w:val="28"/>
+          <w:lang w:val="en-US"/>
+        </w:rPr>
+        <w:t xml:space="preserve"> </w:t>
+      </w:r>
+      <w:proofErr w:type="gramStart"/>
+      <w:r>
+        <w:rPr>
+          <w:sz w:val="28"/>
+          <w:szCs w:val="28"/>
+          <w:lang w:val="en-US"/>
+        </w:rPr>
+        <w:t>recursively</w:t>
+      </w:r>
+      <w:proofErr w:type="gramEnd"/>
+      <w:r>
+        <w:rPr>
+          <w:sz w:val="28"/>
+          <w:szCs w:val="28"/>
+          <w:lang w:val="en-US"/>
+        </w:rPr>
+        <w:t xml:space="preserve"> we need to sort in left array and right array </w:t>
       </w:r>
     </w:p>
     <w:p>
@@ -2524,7 +3530,25 @@
           <w:lang w:val="en-US"/>
         </w:rPr>
         <w:tab/>
-        <w:t>Left array : [1,2]</w:t>
+        <w:t xml:space="preserve">Left </w:t>
+      </w:r>
+      <w:proofErr w:type="gramStart"/>
+      <w:r>
+        <w:rPr>
+          <w:sz w:val="28"/>
+          <w:szCs w:val="28"/>
+          <w:lang w:val="en-US"/>
+        </w:rPr>
+        <w:t>array :</w:t>
+      </w:r>
+      <w:proofErr w:type="gramEnd"/>
+      <w:r>
+        <w:rPr>
+          <w:sz w:val="28"/>
+          <w:szCs w:val="28"/>
+          <w:lang w:val="en-US"/>
+        </w:rPr>
+        <w:t xml:space="preserve"> [1,2]</w:t>
       </w:r>
     </w:p>
     <w:p>
@@ -2543,7 +3567,25 @@
           <w:lang w:val="en-US"/>
         </w:rPr>
         <w:tab/>
-        <w:t>Right array : [9]</w:t>
+        <w:t xml:space="preserve">Right </w:t>
+      </w:r>
+      <w:proofErr w:type="gramStart"/>
+      <w:r>
+        <w:rPr>
+          <w:sz w:val="28"/>
+          <w:szCs w:val="28"/>
+          <w:lang w:val="en-US"/>
+        </w:rPr>
+        <w:t>array :</w:t>
+      </w:r>
+      <w:proofErr w:type="gramEnd"/>
+      <w:r>
+        <w:rPr>
+          <w:sz w:val="28"/>
+          <w:szCs w:val="28"/>
+          <w:lang w:val="en-US"/>
+        </w:rPr>
+        <w:t xml:space="preserve"> [9]</w:t>
       </w:r>
     </w:p>
     <w:p>
@@ -2555,13 +3597,23 @@
           <w:lang w:val="en-US"/>
         </w:rPr>
       </w:pPr>
-      <w:r>
-        <w:rPr>
-          <w:sz w:val="28"/>
-          <w:szCs w:val="28"/>
-          <w:lang w:val="en-US"/>
-        </w:rPr>
-        <w:t xml:space="preserve">Final result is </w:t>
+      <w:proofErr w:type="gramStart"/>
+      <w:r>
+        <w:rPr>
+          <w:sz w:val="28"/>
+          <w:szCs w:val="28"/>
+          <w:lang w:val="en-US"/>
+        </w:rPr>
+        <w:t>Final result</w:t>
+      </w:r>
+      <w:proofErr w:type="gramEnd"/>
+      <w:r>
+        <w:rPr>
+          <w:sz w:val="28"/>
+          <w:szCs w:val="28"/>
+          <w:lang w:val="en-US"/>
+        </w:rPr>
+        <w:t xml:space="preserve"> is </w:t>
       </w:r>
     </w:p>
     <w:p>
@@ -2808,9 +3860,46 @@
           <w:szCs w:val="28"/>
           <w:lang w:val="en-US"/>
         </w:rPr>
-        <w:t xml:space="preserve">Search element from array : find() or </w:t>
+        <w:t xml:space="preserve">Search element from </w:t>
+      </w:r>
+      <w:proofErr w:type="gramStart"/>
+      <w:r>
+        <w:rPr>
+          <w:sz w:val="28"/>
+          <w:szCs w:val="28"/>
+          <w:lang w:val="en-US"/>
+        </w:rPr>
+        <w:t>array :</w:t>
+      </w:r>
+      <w:proofErr w:type="gramEnd"/>
+      <w:r>
+        <w:rPr>
+          <w:sz w:val="28"/>
+          <w:szCs w:val="28"/>
+          <w:lang w:val="en-US"/>
+        </w:rPr>
+        <w:t xml:space="preserve"> </w:t>
+      </w:r>
+      <w:proofErr w:type="gramStart"/>
+      <w:r>
+        <w:rPr>
+          <w:sz w:val="28"/>
+          <w:szCs w:val="28"/>
+          <w:lang w:val="en-US"/>
+        </w:rPr>
+        <w:t>find(</w:t>
+      </w:r>
+      <w:proofErr w:type="gramEnd"/>
+      <w:r>
+        <w:rPr>
+          <w:sz w:val="28"/>
+          <w:szCs w:val="28"/>
+          <w:lang w:val="en-US"/>
+        </w:rPr>
+        <w:t xml:space="preserve">) or </w:t>
       </w:r>
       <w:proofErr w:type="spellStart"/>
+      <w:proofErr w:type="gramStart"/>
       <w:r>
         <w:rPr>
           <w:sz w:val="28"/>
@@ -2826,41 +3915,122 @@
           <w:szCs w:val="28"/>
           <w:lang w:val="en-US"/>
         </w:rPr>
-        <w:t xml:space="preserve">() function present. </w:t>
-      </w:r>
-    </w:p>
-    <w:p>
-      <w:pPr>
-        <w:rPr>
-          <w:sz w:val="28"/>
-          <w:szCs w:val="28"/>
-          <w:lang w:val="en-US"/>
-        </w:rPr>
-      </w:pPr>
-      <w:r>
-        <w:rPr>
-          <w:sz w:val="28"/>
-          <w:szCs w:val="28"/>
-          <w:lang w:val="en-US"/>
-        </w:rPr>
-        <w:t xml:space="preserve">Seach element from set : has() function </w:t>
-      </w:r>
-    </w:p>
-    <w:p>
-      <w:pPr>
-        <w:rPr>
-          <w:sz w:val="28"/>
-          <w:szCs w:val="28"/>
-          <w:lang w:val="en-US"/>
-        </w:rPr>
-      </w:pPr>
-      <w:r>
-        <w:rPr>
-          <w:sz w:val="28"/>
-          <w:szCs w:val="28"/>
-          <w:lang w:val="en-US"/>
-        </w:rPr>
-        <w:t xml:space="preserve">Search element from map : get() function </w:t>
+        <w:t>(</w:t>
+      </w:r>
+      <w:proofErr w:type="gramEnd"/>
+      <w:r>
+        <w:rPr>
+          <w:sz w:val="28"/>
+          <w:szCs w:val="28"/>
+          <w:lang w:val="en-US"/>
+        </w:rPr>
+        <w:t xml:space="preserve">) function present. </w:t>
+      </w:r>
+    </w:p>
+    <w:p>
+      <w:pPr>
+        <w:rPr>
+          <w:sz w:val="28"/>
+          <w:szCs w:val="28"/>
+          <w:lang w:val="en-US"/>
+        </w:rPr>
+      </w:pPr>
+      <w:r>
+        <w:rPr>
+          <w:sz w:val="28"/>
+          <w:szCs w:val="28"/>
+          <w:lang w:val="en-US"/>
+        </w:rPr>
+        <w:t xml:space="preserve">Seach element from </w:t>
+      </w:r>
+      <w:proofErr w:type="gramStart"/>
+      <w:r>
+        <w:rPr>
+          <w:sz w:val="28"/>
+          <w:szCs w:val="28"/>
+          <w:lang w:val="en-US"/>
+        </w:rPr>
+        <w:t>set :</w:t>
+      </w:r>
+      <w:proofErr w:type="gramEnd"/>
+      <w:r>
+        <w:rPr>
+          <w:sz w:val="28"/>
+          <w:szCs w:val="28"/>
+          <w:lang w:val="en-US"/>
+        </w:rPr>
+        <w:t xml:space="preserve"> </w:t>
+      </w:r>
+      <w:proofErr w:type="gramStart"/>
+      <w:r>
+        <w:rPr>
+          <w:sz w:val="28"/>
+          <w:szCs w:val="28"/>
+          <w:lang w:val="en-US"/>
+        </w:rPr>
+        <w:t>has(</w:t>
+      </w:r>
+      <w:proofErr w:type="gramEnd"/>
+      <w:r>
+        <w:rPr>
+          <w:sz w:val="28"/>
+          <w:szCs w:val="28"/>
+          <w:lang w:val="en-US"/>
+        </w:rPr>
+        <w:t xml:space="preserve">) function </w:t>
+      </w:r>
+    </w:p>
+    <w:p>
+      <w:pPr>
+        <w:rPr>
+          <w:sz w:val="28"/>
+          <w:szCs w:val="28"/>
+          <w:lang w:val="en-US"/>
+        </w:rPr>
+      </w:pPr>
+      <w:r>
+        <w:rPr>
+          <w:sz w:val="28"/>
+          <w:szCs w:val="28"/>
+          <w:lang w:val="en-US"/>
+        </w:rPr>
+        <w:t xml:space="preserve">Search element from </w:t>
+      </w:r>
+      <w:proofErr w:type="gramStart"/>
+      <w:r>
+        <w:rPr>
+          <w:sz w:val="28"/>
+          <w:szCs w:val="28"/>
+          <w:lang w:val="en-US"/>
+        </w:rPr>
+        <w:t>map :</w:t>
+      </w:r>
+      <w:proofErr w:type="gramEnd"/>
+      <w:r>
+        <w:rPr>
+          <w:sz w:val="28"/>
+          <w:szCs w:val="28"/>
+          <w:lang w:val="en-US"/>
+        </w:rPr>
+        <w:t xml:space="preserve"> </w:t>
+      </w:r>
+      <w:proofErr w:type="gramStart"/>
+      <w:r>
+        <w:rPr>
+          <w:sz w:val="28"/>
+          <w:szCs w:val="28"/>
+          <w:lang w:val="en-US"/>
+        </w:rPr>
+        <w:t>get(</w:t>
+      </w:r>
+      <w:proofErr w:type="gramEnd"/>
+      <w:r>
+        <w:rPr>
+          <w:sz w:val="28"/>
+          <w:szCs w:val="28"/>
+          <w:lang w:val="en-US"/>
+        </w:rPr>
+        <w:t xml:space="preserve">) function </w:t>
       </w:r>
     </w:p>
     <w:p>
@@ -2927,7 +4097,25 @@
           <w:szCs w:val="28"/>
           <w:lang w:val="en-US"/>
         </w:rPr>
-        <w:t xml:space="preserve">Lenar search : each element search one by one till end. </w:t>
+        <w:t xml:space="preserve">Lenar </w:t>
+      </w:r>
+      <w:proofErr w:type="gramStart"/>
+      <w:r>
+        <w:rPr>
+          <w:sz w:val="28"/>
+          <w:szCs w:val="28"/>
+          <w:lang w:val="en-US"/>
+        </w:rPr>
+        <w:t>search :</w:t>
+      </w:r>
+      <w:proofErr w:type="gramEnd"/>
+      <w:r>
+        <w:rPr>
+          <w:sz w:val="28"/>
+          <w:szCs w:val="28"/>
+          <w:lang w:val="en-US"/>
+        </w:rPr>
+        <w:t xml:space="preserve"> each element search one by one till end. </w:t>
       </w:r>
     </w:p>
     <w:p>
@@ -2997,7 +4185,7 @@
           <w:szCs w:val="28"/>
           <w:lang w:val="en-US"/>
         </w:rPr>
-        <w:t xml:space="preserve">Element must  be sorted. Then we need to use divided rule into half. </w:t>
+        <w:t xml:space="preserve">Element must be sorted. Then we need to use divided rule into half. </w:t>
       </w:r>
     </w:p>
     <w:p>
@@ -3009,13 +4197,23 @@
           <w:lang w:val="en-US"/>
         </w:rPr>
       </w:pPr>
-      <w:r>
-        <w:rPr>
-          <w:sz w:val="28"/>
-          <w:szCs w:val="28"/>
-          <w:lang w:val="en-US"/>
-        </w:rPr>
-        <w:t>O(log n)</w:t>
+      <w:proofErr w:type="gramStart"/>
+      <w:r>
+        <w:rPr>
+          <w:sz w:val="28"/>
+          <w:szCs w:val="28"/>
+          <w:lang w:val="en-US"/>
+        </w:rPr>
+        <w:t>O(</w:t>
+      </w:r>
+      <w:proofErr w:type="gramEnd"/>
+      <w:r>
+        <w:rPr>
+          <w:sz w:val="28"/>
+          <w:szCs w:val="28"/>
+          <w:lang w:val="en-US"/>
+        </w:rPr>
+        <w:t>log n)</w:t>
       </w:r>
     </w:p>
     <w:p>
